--- a/onboarding/AIX-Lab-Atlas-Skills-in-Claude-Code.docx
+++ b/onboarding/AIX-Lab-Atlas-Skills-in-Claude-Code.docx
@@ -95,16 +95,7 @@
               <w:pStyle w:val="TableText"/>
             </w:pPr>
             <w:r>
-              <w:t xml:space="preserve">https://github.com/RPalis/AIXLab-Atlas (branch </w:t>
-            </w:r>
-            <w:r>
-              <w:rPr>
-                <w:rStyle w:val="CodeChar"/>
-              </w:rPr>
-              <w:t xml:space="preserve">update-readme-retire-competitors-duplicate</w:t>
-            </w:r>
-            <w:r>
-              <w:t xml:space="preserve">). This is a team guide, not an official Anthropic document.</w:t>
+              <w:t xml:space="preserve">https://github.com/RPalis/AIXLab-Atlas. This is a team guide, not an official Anthropic document.</w:t>
             </w:r>
           </w:p>
         </w:tc>
@@ -223,25 +214,7 @@
         </w:r>
       </w:hyperlink>
       <w:r>
-        <w:t xml:space="preserve">. The work is on the branch </w:t>
-      </w:r>
-      <w:r>
-        <w:rPr>
-          <w:rStyle w:val="CodeChar"/>
-        </w:rPr>
-        <w:t xml:space="preserve">update-readme-retire-competitors-duplicate</w:t>
-      </w:r>
-      <w:r>
-        <w:t xml:space="preserve">, not </w:t>
-      </w:r>
-      <w:r>
-        <w:rPr>
-          <w:rStyle w:val="CodeChar"/>
-        </w:rPr>
-        <w:t xml:space="preserve">main</w:t>
-      </w:r>
-      <w:r>
-        <w:t xml:space="preserve">. Click the branch button and choose it.</w:t>
+        <w:t xml:space="preserve">.</w:t>
       </w:r>
     </w:p>
     <w:p>
@@ -277,7 +250,7 @@
         <w:rPr>
           <w:rStyle w:val="CodeChar"/>
         </w:rPr>
-        <w:t xml:space="preserve">https://github.com/RPalis/AIXLab-Atlas/archive/refs/heads/update-readme-retire-competitors-duplicate.zip</w:t>
+        <w:t xml:space="preserve">https://github.com/RPalis/AIXLab-Atlas/archive/refs/heads/main.zip</w:t>
       </w:r>
       <w:r>
         <w:t xml:space="preserve">.</w:t>

--- a/onboarding/AIX-Lab-Atlas-Skills-in-Claude-Code.docx
+++ b/onboarding/AIX-Lab-Atlas-Skills-in-Claude-Code.docx
@@ -113,7 +113,7 @@
               <w:pStyle w:val="TableText"/>
             </w:pPr>
             <w:r>
-              <w:t xml:space="preserve">Status</w:t>
+              <w:t xml:space="preserve">Use</w:t>
             </w:r>
           </w:p>
         </w:tc>
@@ -126,7 +126,7 @@
               <w:pStyle w:val="TableText"/>
             </w:pPr>
             <w:r>
-              <w:t xml:space="preserve">Installer checked on macOS. Windows has not been tested yet.</w:t>
+              <w:t xml:space="preserve">Internal. Do not share outside the team.</w:t>
             </w:r>
           </w:p>
         </w:tc>
@@ -410,25 +410,7 @@
         <w:t xml:space="preserve">~/.claude/skills</w:t>
       </w:r>
       <w:r>
-        <w:t xml:space="preserve">. Nothing else changed. It needs a Linux-style shell, so on Windows use WSL, or copy the 30 folders from </w:t>
-      </w:r>
-      <w:r>
-        <w:rPr>
-          <w:rStyle w:val="CodeChar"/>
-        </w:rPr>
-        <w:t xml:space="preserve">skills</w:t>
-      </w:r>
-      <w:r>
-        <w:t xml:space="preserve"> into </w:t>
-      </w:r>
-      <w:r>
-        <w:rPr>
-          <w:rStyle w:val="CodeChar"/>
-        </w:rPr>
-        <w:t xml:space="preserve">C:\Users\&lt;you&gt;\.claude\skills</w:t>
-      </w:r>
-      <w:r>
-        <w:t xml:space="preserve">; neither has been tested yet.</w:t>
+        <w:t xml:space="preserve">. Nothing else changed. This installer is for Mac. On Windows, ask the team for the install steps.</w:t>
       </w:r>
     </w:p>
     <w:p>

--- a/onboarding/AIX-Lab-Atlas-Skills-in-Claude-Code.docx
+++ b/onboarding/AIX-Lab-Atlas-Skills-in-Claude-Code.docx
@@ -64,7 +64,7 @@
               <w:pStyle w:val="TableText"/>
             </w:pPr>
             <w:r>
-              <w:t xml:space="preserve">Designers who already have Claude Code open. Setup takes about 10 minutes, once per computer.</w:t>
+              <w:t xml:space="preserve">Designers using Claude Code in the Claude desktop app. No terminal needed. Setup takes about 10 minutes, once.</w:t>
             </w:r>
           </w:p>
         </w:tc>
@@ -183,7 +183,7 @@
         <w:t xml:space="preserve">persona</w:t>
       </w:r>
       <w:r>
-        <w:t xml:space="preserve">. An installer copies the folders to one place on your computer and links them into Claude Code, so you can run any skill by name from any project. You need a terminal for the install, once.</w:t>
+        <w:t xml:space="preserve">. You copy those folders to one place on your computer. After that, Claude Code can run any skill by name, in any project.</w:t>
       </w:r>
     </w:p>
     <w:p>
@@ -214,7 +214,7 @@
         </w:r>
       </w:hyperlink>
       <w:r>
-        <w:t xml:space="preserve">.</w:t>
+        <w:t xml:space="preserve"> and sign in to GitHub with the account that was invited.</w:t>
       </w:r>
     </w:p>
     <w:p>
@@ -244,13 +244,27 @@
         <w:t xml:space="preserve">Download ZIP</w:t>
       </w:r>
       <w:r>
-        <w:t xml:space="preserve">, and unzip it. Private repository: sign in with the GitHub account that was invited first. Direct link while signed in: </w:t>
-      </w:r>
-      <w:r>
-        <w:rPr>
-          <w:rStyle w:val="CodeChar"/>
-        </w:rPr>
-        <w:t xml:space="preserve">https://github.com/RPalis/AIXLab-Atlas/archive/refs/heads/main.zip</w:t>
+        <w:t xml:space="preserve">. Open the downloaded file to unzip it.</w:t>
+      </w:r>
+    </w:p>
+    <w:p>
+      <w:pPr>
+        <w:pStyle w:val="CalloutCheck"/>
+      </w:pPr>
+      <w:r>
+        <w:rPr>
+          <w:b/>
+        </w:rPr>
+        <w:t xml:space="preserve">Check: </w:t>
+      </w:r>
+      <w:r>
+        <w:t xml:space="preserve">The unzipped folder contains a folder called </w:t>
+      </w:r>
+      <w:r>
+        <w:rPr>
+          <w:rStyle w:val="CodeChar"/>
+        </w:rPr>
+        <w:t xml:space="preserve">skills</w:t>
       </w:r>
       <w:r>
         <w:t xml:space="preserve">.</w:t>
@@ -258,51 +272,10 @@
     </w:p>
     <w:p>
       <w:pPr>
-        <w:pStyle w:val="CalloutCheck"/>
-      </w:pPr>
-      <w:r>
-        <w:rPr>
-          <w:b/>
-        </w:rPr>
-        <w:t xml:space="preserve">Check: </w:t>
-      </w:r>
-      <w:r>
-        <w:t xml:space="preserve">The unzipped folder contains </w:t>
-      </w:r>
-      <w:r>
-        <w:rPr>
-          <w:rStyle w:val="CodeChar"/>
-        </w:rPr>
-        <w:t xml:space="preserve">skills</w:t>
-      </w:r>
-      <w:r>
-        <w:t xml:space="preserve">, </w:t>
-      </w:r>
-      <w:r>
-        <w:rPr>
-          <w:rStyle w:val="CodeChar"/>
-        </w:rPr>
-        <w:t xml:space="preserve">README.md</w:t>
-      </w:r>
-      <w:r>
-        <w:t xml:space="preserve"> and </w:t>
-      </w:r>
-      <w:r>
-        <w:rPr>
-          <w:rStyle w:val="CodeChar"/>
-        </w:rPr>
-        <w:t xml:space="preserve">install.sh</w:t>
-      </w:r>
-      <w:r>
-        <w:t xml:space="preserve">.</w:t>
-      </w:r>
-    </w:p>
-    <w:p>
-      <w:pPr>
         <w:pStyle w:val="Heading1"/>
       </w:pPr>
       <w:r>
-        <w:t xml:space="preserve">Step 2. Install the skills</w:t>
+        <w:t xml:space="preserve">Step 2. Copy the skills</w:t>
       </w:r>
     </w:p>
     <w:p>
@@ -314,25 +287,27 @@
         </w:numPr>
       </w:pPr>
       <w:r>
-        <w:t xml:space="preserve">Open </w:t>
+        <w:t xml:space="preserve">Open the Claude desktop app (</w:t>
+      </w:r>
+      <w:hyperlink r:id="rIdL2" w:history="1">
+        <w:r>
+          <w:rPr>
+            <w:rStyle w:val="Hyperlink"/>
+          </w:rPr>
+          <w:t xml:space="preserve">claude.com/download</w:t>
+        </w:r>
+      </w:hyperlink>
+      <w:r>
+        <w:t xml:space="preserve"> if you do not have it), sign in, open the </w:t>
       </w:r>
       <w:r>
         <w:rPr>
           <w:b/>
         </w:rPr>
-        <w:t xml:space="preserve">Terminal</w:t>
-      </w:r>
-      <w:r>
-        <w:t xml:space="preserve"> (Cmd+Space, type Terminal). Type </w:t>
-      </w:r>
-      <w:r>
-        <w:rPr>
-          <w:rStyle w:val="CodeChar"/>
-        </w:rPr>
-        <w:t xml:space="preserve">cd </w:t>
-      </w:r>
-      <w:r>
-        <w:t xml:space="preserve"> plus a space, drag the unzipped folder onto the window, press Enter.</w:t>
+        <w:t xml:space="preserve">Code</w:t>
+      </w:r>
+      <w:r>
+        <w:t xml:space="preserve"> tab once, then quit the app. This creates the folder you need.</w:t>
       </w:r>
     </w:p>
     <w:p>
@@ -344,21 +319,176 @@
         </w:numPr>
       </w:pPr>
       <w:r>
-        <w:t xml:space="preserve">Run the installer:</w:t>
-      </w:r>
-    </w:p>
-    <w:p>
-      <w:pPr>
-        <w:pStyle w:val="CodeBlock"/>
-      </w:pPr>
-      <w:r>
-        <w:t xml:space="preserve">./install.sh --claude --no-open</w:t>
-      </w:r>
-    </w:p>
-    <w:p>
-      <w:pPr>
-        <w:pStyle w:val="Spacer"/>
-      </w:pPr>
+        <w:t xml:space="preserve">In Finder, press </w:t>
+      </w:r>
+      <w:r>
+        <w:rPr>
+          <w:b/>
+        </w:rPr>
+        <w:t xml:space="preserve">Cmd+Shift+G</w:t>
+      </w:r>
+      <w:r>
+        <w:t xml:space="preserve">, type </w:t>
+      </w:r>
+      <w:r>
+        <w:rPr>
+          <w:rStyle w:val="CodeChar"/>
+        </w:rPr>
+        <w:t xml:space="preserve">~/.claude</w:t>
+      </w:r>
+      <w:r>
+        <w:t xml:space="preserve">, and press Enter.</w:t>
+      </w:r>
+    </w:p>
+    <w:p>
+      <w:pPr>
+        <w:pStyle w:val="ListParagraph"/>
+        <w:numPr>
+          <w:ilvl w:val="0"/>
+          <w:numId w:val="4"/>
+        </w:numPr>
+      </w:pPr>
+      <w:r>
+        <w:t xml:space="preserve">If there is no folder called </w:t>
+      </w:r>
+      <w:r>
+        <w:rPr>
+          <w:rStyle w:val="CodeChar"/>
+        </w:rPr>
+        <w:t xml:space="preserve">skills</w:t>
+      </w:r>
+      <w:r>
+        <w:t xml:space="preserve">, create one: </w:t>
+      </w:r>
+      <w:r>
+        <w:rPr>
+          <w:b/>
+        </w:rPr>
+        <w:t xml:space="preserve">File &gt; New Folder</w:t>
+      </w:r>
+      <w:r>
+        <w:t xml:space="preserve">, and name it </w:t>
+      </w:r>
+      <w:r>
+        <w:rPr>
+          <w:rStyle w:val="CodeChar"/>
+        </w:rPr>
+        <w:t xml:space="preserve">skills</w:t>
+      </w:r>
+      <w:r>
+        <w:t xml:space="preserve"> in lowercase.</w:t>
+      </w:r>
+    </w:p>
+    <w:p>
+      <w:pPr>
+        <w:pStyle w:val="ListParagraph"/>
+        <w:numPr>
+          <w:ilvl w:val="0"/>
+          <w:numId w:val="4"/>
+        </w:numPr>
+      </w:pPr>
+      <w:r>
+        <w:t xml:space="preserve">Open the unzipped download, open its </w:t>
+      </w:r>
+      <w:r>
+        <w:rPr>
+          <w:rStyle w:val="CodeChar"/>
+        </w:rPr>
+        <w:t xml:space="preserve">skills</w:t>
+      </w:r>
+      <w:r>
+        <w:t xml:space="preserve"> folder, press </w:t>
+      </w:r>
+      <w:r>
+        <w:rPr>
+          <w:b/>
+        </w:rPr>
+        <w:t xml:space="preserve">Cmd+A</w:t>
+      </w:r>
+      <w:r>
+        <w:t xml:space="preserve"> to select all 30 folders, and drag them into the </w:t>
+      </w:r>
+      <w:r>
+        <w:rPr>
+          <w:rStyle w:val="CodeChar"/>
+        </w:rPr>
+        <w:t xml:space="preserve">skills</w:t>
+      </w:r>
+      <w:r>
+        <w:t xml:space="preserve"> folder you opened in step 3. If Finder asks about folders that already exist, choose </w:t>
+      </w:r>
+      <w:r>
+        <w:rPr>
+          <w:b/>
+        </w:rPr>
+        <w:t xml:space="preserve">Replace</w:t>
+      </w:r>
+      <w:r>
+        <w:t xml:space="preserve">.</w:t>
+      </w:r>
+    </w:p>
+    <w:p>
+      <w:pPr>
+        <w:pStyle w:val="CalloutCheck"/>
+      </w:pPr>
+      <w:r>
+        <w:rPr>
+          <w:b/>
+        </w:rPr>
+        <w:t xml:space="preserve">Check: </w:t>
+      </w:r>
+      <w:r>
+        <w:t xml:space="preserve">The </w:t>
+      </w:r>
+      <w:r>
+        <w:rPr>
+          <w:rStyle w:val="CodeChar"/>
+        </w:rPr>
+        <w:t xml:space="preserve">skills</w:t>
+      </w:r>
+      <w:r>
+        <w:t xml:space="preserve"> folder under </w:t>
+      </w:r>
+      <w:r>
+        <w:rPr>
+          <w:rStyle w:val="CodeChar"/>
+        </w:rPr>
+        <w:t xml:space="preserve">.claude</w:t>
+      </w:r>
+      <w:r>
+        <w:t xml:space="preserve"> holds 30 folders, and each one contains a file called </w:t>
+      </w:r>
+      <w:r>
+        <w:rPr>
+          <w:rStyle w:val="CodeChar"/>
+        </w:rPr>
+        <w:t xml:space="preserve">SKILL.md</w:t>
+      </w:r>
+      <w:r>
+        <w:t xml:space="preserve">.</w:t>
+      </w:r>
+    </w:p>
+    <w:p>
+      <w:pPr>
+        <w:pStyle w:val="CalloutNote"/>
+      </w:pPr>
+      <w:r>
+        <w:rPr>
+          <w:b/>
+        </w:rPr>
+        <w:t xml:space="preserve">Note: </w:t>
+      </w:r>
+      <w:r>
+        <w:t xml:space="preserve">On Windows, ask the team for the install steps.</w:t>
+      </w:r>
+    </w:p>
+    <w:p>
+      <w:pPr>
+        <w:pStyle w:val="Heading1"/>
+      </w:pPr>
+      <w:r>
+        <w:t xml:space="preserve">Step 3. Check that Claude Code sees them</w:t>
+      </w:r>
     </w:p>
     <w:p>
       <w:pPr>
@@ -369,56 +499,16 @@
         </w:numPr>
       </w:pPr>
       <w:r>
-        <w:t xml:space="preserve">If you see "permission denied", run </w:t>
-      </w:r>
-      <w:r>
-        <w:rPr>
-          <w:rStyle w:val="CodeChar"/>
-        </w:rPr>
-        <w:t xml:space="preserve">chmod +x install.sh</w:t>
-      </w:r>
-      <w:r>
-        <w:t xml:space="preserve"> and try again.</w:t>
-      </w:r>
-    </w:p>
-    <w:p>
-      <w:pPr>
-        <w:pStyle w:val="CalloutCheck"/>
-      </w:pPr>
+        <w:t xml:space="preserve">Open the Claude desktop app and the </w:t>
+      </w:r>
       <w:r>
         <w:rPr>
           <w:b/>
         </w:rPr>
-        <w:t xml:space="preserve">Check: </w:t>
-      </w:r>
-      <w:r>
-        <w:t xml:space="preserve">The last lines say "Successfully installed 30 skills!". The installer copied the skills to </w:t>
-      </w:r>
-      <w:r>
-        <w:rPr>
-          <w:rStyle w:val="CodeChar"/>
-        </w:rPr>
-        <w:t xml:space="preserve">~/.agents/skills</w:t>
-      </w:r>
-      <w:r>
-        <w:t xml:space="preserve"> and linked each into </w:t>
-      </w:r>
-      <w:r>
-        <w:rPr>
-          <w:rStyle w:val="CodeChar"/>
-        </w:rPr>
-        <w:t xml:space="preserve">~/.claude/skills</w:t>
-      </w:r>
-      <w:r>
-        <w:t xml:space="preserve">. Nothing else changed. This installer is for Mac. On Windows, ask the team for the install steps.</w:t>
-      </w:r>
-    </w:p>
-    <w:p>
-      <w:pPr>
-        <w:pStyle w:val="Heading1"/>
-      </w:pPr>
-      <w:r>
-        <w:t xml:space="preserve">Step 3. Check that Claude Code sees them</w:t>
+        <w:t xml:space="preserve">Code</w:t>
+      </w:r>
+      <w:r>
+        <w:t xml:space="preserve"> tab. Choose your project folder as the working folder.</w:t>
       </w:r>
     </w:p>
     <w:p>
@@ -426,119 +516,80 @@
         <w:pStyle w:val="ListParagraph"/>
         <w:numPr>
           <w:ilvl w:val="0"/>
-          <w:numId w:val="6"/>
+          <w:numId w:val="5"/>
         </w:numPr>
       </w:pPr>
       <w:r>
-        <w:t xml:space="preserve">Open Claude Code in your project folder (desktop app: </w:t>
-      </w:r>
+        <w:t xml:space="preserve">Type </w:t>
+      </w:r>
+      <w:r>
+        <w:rPr>
+          <w:rStyle w:val="CodeChar"/>
+        </w:rPr>
+        <w:t xml:space="preserve">/</w:t>
+      </w:r>
+      <w:r>
+        <w:t xml:space="preserve"> and look at the list.</w:t>
+      </w:r>
+    </w:p>
+    <w:p>
+      <w:pPr>
+        <w:pStyle w:val="CalloutCheck"/>
+      </w:pPr>
       <w:r>
         <w:rPr>
           <w:b/>
         </w:rPr>
-        <w:t xml:space="preserve">Code</w:t>
-      </w:r>
-      <w:r>
-        <w:t xml:space="preserve"> tab, then choose the folder; terminal: </w:t>
-      </w:r>
-      <w:r>
-        <w:rPr>
-          <w:rStyle w:val="CodeChar"/>
-        </w:rPr>
-        <w:t xml:space="preserve">cd</w:t>
-      </w:r>
-      <w:r>
-        <w:t xml:space="preserve"> into it, then </w:t>
-      </w:r>
-      <w:r>
-        <w:rPr>
-          <w:rStyle w:val="CodeChar"/>
-        </w:rPr>
-        <w:t xml:space="preserve">claude</w:t>
-      </w:r>
-      <w:r>
-        <w:t xml:space="preserve">). Quit and reopen Claude Code first if it was already running during the install.</w:t>
-      </w:r>
-    </w:p>
-    <w:p>
-      <w:pPr>
-        <w:pStyle w:val="ListParagraph"/>
-        <w:numPr>
-          <w:ilvl w:val="0"/>
-          <w:numId w:val="6"/>
-        </w:numPr>
-      </w:pPr>
-      <w:r>
-        <w:t xml:space="preserve">Type </w:t>
-      </w:r>
-      <w:r>
-        <w:rPr>
-          <w:rStyle w:val="CodeChar"/>
-        </w:rPr>
-        <w:t xml:space="preserve">/</w:t>
-      </w:r>
-      <w:r>
-        <w:t xml:space="preserve"> and look at the list.</w:t>
-      </w:r>
-    </w:p>
-    <w:p>
-      <w:pPr>
-        <w:pStyle w:val="CalloutCheck"/>
+        <w:t xml:space="preserve">Check: </w:t>
+      </w:r>
+      <w:r>
+        <w:t xml:space="preserve">The list includes skills such as </w:t>
+      </w:r>
+      <w:r>
+        <w:rPr>
+          <w:rStyle w:val="CodeChar"/>
+        </w:rPr>
+        <w:t xml:space="preserve">setup</w:t>
+      </w:r>
+      <w:r>
+        <w:t xml:space="preserve">, </w:t>
+      </w:r>
+      <w:r>
+        <w:rPr>
+          <w:rStyle w:val="CodeChar"/>
+        </w:rPr>
+        <w:t xml:space="preserve">brief</w:t>
+      </w:r>
+      <w:r>
+        <w:t xml:space="preserve">, </w:t>
+      </w:r>
+      <w:r>
+        <w:rPr>
+          <w:rStyle w:val="CodeChar"/>
+        </w:rPr>
+        <w:t xml:space="preserve">persona</w:t>
+      </w:r>
+      <w:r>
+        <w:t xml:space="preserve"> and </w:t>
+      </w:r>
+      <w:r>
+        <w:rPr>
+          <w:rStyle w:val="CodeChar"/>
+        </w:rPr>
+        <w:t xml:space="preserve">audit</w:t>
+      </w:r>
+      <w:r>
+        <w:t xml:space="preserve">. If it shows none, quit the app completely, reopen it, and check Step 2.</w:t>
+      </w:r>
+    </w:p>
+    <w:p>
+      <w:pPr>
+        <w:pStyle w:val="CalloutNote"/>
       </w:pPr>
       <w:r>
         <w:rPr>
           <w:b/>
         </w:rPr>
-        <w:t xml:space="preserve">Check: </w:t>
-      </w:r>
-      <w:r>
-        <w:t xml:space="preserve">The list includes skills such as </w:t>
-      </w:r>
-      <w:r>
-        <w:rPr>
-          <w:rStyle w:val="CodeChar"/>
-        </w:rPr>
-        <w:t xml:space="preserve">setup</w:t>
-      </w:r>
-      <w:r>
-        <w:t xml:space="preserve">, </w:t>
-      </w:r>
-      <w:r>
-        <w:rPr>
-          <w:rStyle w:val="CodeChar"/>
-        </w:rPr>
-        <w:t xml:space="preserve">brief</w:t>
-      </w:r>
-      <w:r>
-        <w:t xml:space="preserve">, </w:t>
-      </w:r>
-      <w:r>
-        <w:rPr>
-          <w:rStyle w:val="CodeChar"/>
-        </w:rPr>
-        <w:t xml:space="preserve">persona</w:t>
-      </w:r>
-      <w:r>
-        <w:t xml:space="preserve"> and </w:t>
-      </w:r>
-      <w:r>
-        <w:rPr>
-          <w:rStyle w:val="CodeChar"/>
-        </w:rPr>
-        <w:t xml:space="preserve">audit</w:t>
-      </w:r>
-      <w:r>
-        <w:t xml:space="preserve">. If it shows none, quit Claude fully, reopen it, and check the installer said 30.</w:t>
-      </w:r>
-    </w:p>
-    <w:p>
-      <w:pPr>
-        <w:pStyle w:val="CalloutNote"/>
-      </w:pPr>
-      <w:r>
-        <w:rPr>
-          <w:b/>
-        </w:rPr>
         <w:t xml:space="preserve">Note: </w:t>
       </w:r>
       <w:r>
@@ -556,12 +607,12 @@
         <w:pStyle w:val="Heading1"/>
       </w:pPr>
       <w:r>
-        <w:t xml:space="preserve">Step 4. Invoke a skill</w:t>
-      </w:r>
-    </w:p>
-    <w:p>
-      <w:r>
-        <w:t xml:space="preserve">Type a slash, the skill name, and an optional mode or idea, then send. If you do not know where to start, ask for the help skill. It reads your project's files and recommends the next one to three skills, each tied to a file it found or did not find.</w:t>
+        <w:t xml:space="preserve">Step 4. Use a skill</w:t>
+      </w:r>
+    </w:p>
+    <w:p>
+      <w:r>
+        <w:t xml:space="preserve">Type a slash, the skill name, and an optional mode or idea, then send. Not sure where to start? Ask for the help skill. It reads your project's files and recommends the next one to three skills.</w:t>
       </w:r>
     </w:p>
     <w:p>
@@ -585,14 +636,6 @@
         <w:pStyle w:val="CodeBlock"/>
       </w:pPr>
       <w:r>
-        <w:t xml:space="preserve">/map flow</w:t>
-      </w:r>
-    </w:p>
-    <w:p>
-      <w:pPr>
-        <w:pStyle w:val="CodeBlock"/>
-      </w:pPr>
-      <w:r>
         <w:t xml:space="preserve">Use the AIX Lab-Atlas help skill</w:t>
       </w:r>
     </w:p>
@@ -603,15 +646,7 @@
     </w:p>
     <w:p>
       <w:r>
-        <w:t xml:space="preserve">The slash is optional. "Run the audit skill in craft mode" does the same thing. Skills that need a mode ask for it if you do not give one.</w:t>
-      </w:r>
-    </w:p>
-    <w:p>
-      <w:pPr>
-        <w:pStyle w:val="Heading1"/>
-      </w:pPr>
-      <w:r>
-        <w:t xml:space="preserve">The commands</w:t>
+        <w:t xml:space="preserve">The slash is optional: "Run the audit skill in craft mode" does the same thing. A skill that needs a mode asks for it if you do not give one.</w:t>
       </w:r>
     </w:p>
     <w:tbl>
@@ -689,7 +724,7 @@
               <w:pStyle w:val="TableText"/>
             </w:pPr>
             <w:r>
-              <w:t xml:space="preserve">Router</w:t>
+              <w:t xml:space="preserve">Before Discover</w:t>
             </w:r>
           </w:p>
         </w:tc>
@@ -702,16 +737,19 @@
               <w:pStyle w:val="TableText"/>
             </w:pPr>
             <w:r>
-              <w:t xml:space="preserve">help [default, atlas]. See the note in step 3 about </w:t>
-            </w:r>
-            <w:r>
-              <w:rPr>
-                <w:rStyle w:val="CodeChar"/>
-              </w:rPr>
-              <w:t xml:space="preserve">/help</w:t>
-            </w:r>
-            <w:r>
-              <w:t xml:space="preserve">.</w:t>
+              <w:rPr>
+                <w:rStyle w:val="CodeChar"/>
+              </w:rPr>
+              <w:t xml:space="preserve">/setup</w:t>
+            </w:r>
+            <w:r>
+              <w:t xml:space="preserve">, </w:t>
+            </w:r>
+            <w:r>
+              <w:rPr>
+                <w:rStyle w:val="CodeChar"/>
+              </w:rPr>
+              <w:t xml:space="preserve">/brief</w:t>
             </w:r>
           </w:p>
         </w:tc>
@@ -729,7 +767,7 @@
               <w:pStyle w:val="TableText"/>
             </w:pPr>
             <w:r>
-              <w:t xml:space="preserve">Before Discover</w:t>
+              <w:t xml:space="preserve">Discover</w:t>
             </w:r>
           </w:p>
         </w:tc>
@@ -745,7 +783,25 @@
               <w:rPr>
                 <w:rStyle w:val="CodeChar"/>
               </w:rPr>
-              <w:t xml:space="preserve">/setup</w:t>
+              <w:t xml:space="preserve">/workshop</w:t>
+            </w:r>
+            <w:r>
+              <w:t xml:space="preserve"> [plan, ingest], </w:t>
+            </w:r>
+            <w:r>
+              <w:rPr>
+                <w:rStyle w:val="CodeChar"/>
+              </w:rPr>
+              <w:t xml:space="preserve">/competitor-analysis</w:t>
+            </w:r>
+            <w:r>
+              <w:t xml:space="preserve"> [discover, add, analyse], </w:t>
+            </w:r>
+            <w:r>
+              <w:rPr>
+                <w:rStyle w:val="CodeChar"/>
+              </w:rPr>
+              <w:t xml:space="preserve">/ux-benchmark</w:t>
             </w:r>
             <w:r>
               <w:t xml:space="preserve">, </w:t>
@@ -754,7 +810,52 @@
               <w:rPr>
                 <w:rStyle w:val="CodeChar"/>
               </w:rPr>
-              <w:t xml:space="preserve">/brief</w:t>
+              <w:t xml:space="preserve">/interview</w:t>
+            </w:r>
+            <w:r>
+              <w:t xml:space="preserve">, </w:t>
+            </w:r>
+            <w:r>
+              <w:rPr>
+                <w:rStyle w:val="CodeChar"/>
+              </w:rPr>
+              <w:t xml:space="preserve">/interview-analysis</w:t>
+            </w:r>
+            <w:r>
+              <w:t xml:space="preserve">, </w:t>
+            </w:r>
+            <w:r>
+              <w:rPr>
+                <w:rStyle w:val="CodeChar"/>
+              </w:rPr>
+              <w:t xml:space="preserve">/persona</w:t>
+            </w:r>
+            <w:r>
+              <w:t xml:space="preserve"> [card, day], </w:t>
+            </w:r>
+            <w:r>
+              <w:rPr>
+                <w:rStyle w:val="CodeChar"/>
+              </w:rPr>
+              <w:t xml:space="preserve">/journey</w:t>
+            </w:r>
+            <w:r>
+              <w:t xml:space="preserve"> [map, blueprint, pain-points, solutions, experience], </w:t>
+            </w:r>
+            <w:r>
+              <w:rPr>
+                <w:rStyle w:val="CodeChar"/>
+              </w:rPr>
+              <w:t xml:space="preserve">/problem-statement</w:t>
+            </w:r>
+            <w:r>
+              <w:t xml:space="preserve">, </w:t>
+            </w:r>
+            <w:r>
+              <w:rPr>
+                <w:rStyle w:val="CodeChar"/>
+              </w:rPr>
+              <w:t xml:space="preserve">/metrics</w:t>
             </w:r>
           </w:p>
         </w:tc>
@@ -772,7 +873,7 @@
               <w:pStyle w:val="TableText"/>
             </w:pPr>
             <w:r>
-              <w:t xml:space="preserve">Discover</w:t>
+              <w:t xml:space="preserve">Decide</w:t>
             </w:r>
           </w:p>
         </w:tc>
@@ -788,25 +889,7 @@
               <w:rPr>
                 <w:rStyle w:val="CodeChar"/>
               </w:rPr>
-              <w:t xml:space="preserve">/workshop</w:t>
-            </w:r>
-            <w:r>
-              <w:t xml:space="preserve"> [plan, ingest], </w:t>
-            </w:r>
-            <w:r>
-              <w:rPr>
-                <w:rStyle w:val="CodeChar"/>
-              </w:rPr>
-              <w:t xml:space="preserve">/competitor-analysis</w:t>
-            </w:r>
-            <w:r>
-              <w:t xml:space="preserve"> [discover, add, analyse], </w:t>
-            </w:r>
-            <w:r>
-              <w:rPr>
-                <w:rStyle w:val="CodeChar"/>
-              </w:rPr>
-              <w:t xml:space="preserve">/ux-benchmark</w:t>
+              <w:t xml:space="preserve">/brainstorming</w:t>
             </w:r>
             <w:r>
               <w:t xml:space="preserve">, </w:t>
@@ -815,7 +898,7 @@
               <w:rPr>
                 <w:rStyle w:val="CodeChar"/>
               </w:rPr>
-              <w:t xml:space="preserve">/interview</w:t>
+              <w:t xml:space="preserve">/information-architecture</w:t>
             </w:r>
             <w:r>
               <w:t xml:space="preserve">, </w:t>
@@ -824,7 +907,16 @@
               <w:rPr>
                 <w:rStyle w:val="CodeChar"/>
               </w:rPr>
-              <w:t xml:space="preserve">/interview-analysis</w:t>
+              <w:t xml:space="preserve">/map</w:t>
+            </w:r>
+            <w:r>
+              <w:t xml:space="preserve"> [objects, site, flow, audit, document], </w:t>
+            </w:r>
+            <w:r>
+              <w:rPr>
+                <w:rStyle w:val="CodeChar"/>
+              </w:rPr>
+              <w:t xml:space="preserve">/interrogate</w:t>
             </w:r>
             <w:r>
               <w:t xml:space="preserve">, </w:t>
@@ -833,34 +925,7 @@
               <w:rPr>
                 <w:rStyle w:val="CodeChar"/>
               </w:rPr>
-              <w:t xml:space="preserve">/persona</w:t>
-            </w:r>
-            <w:r>
-              <w:t xml:space="preserve"> [card, day], </w:t>
-            </w:r>
-            <w:r>
-              <w:rPr>
-                <w:rStyle w:val="CodeChar"/>
-              </w:rPr>
-              <w:t xml:space="preserve">/journey</w:t>
-            </w:r>
-            <w:r>
-              <w:t xml:space="preserve"> [map, blueprint, pain-points, solutions, experience], </w:t>
-            </w:r>
-            <w:r>
-              <w:rPr>
-                <w:rStyle w:val="CodeChar"/>
-              </w:rPr>
-              <w:t xml:space="preserve">/problem-statement</w:t>
-            </w:r>
-            <w:r>
-              <w:t xml:space="preserve">, </w:t>
-            </w:r>
-            <w:r>
-              <w:rPr>
-                <w:rStyle w:val="CodeChar"/>
-              </w:rPr>
-              <w:t xml:space="preserve">/metrics</w:t>
+              <w:t xml:space="preserve">/decisions</w:t>
             </w:r>
           </w:p>
         </w:tc>
@@ -878,7 +943,7 @@
               <w:pStyle w:val="TableText"/>
             </w:pPr>
             <w:r>
-              <w:t xml:space="preserve">Decide</w:t>
+              <w:t xml:space="preserve">Design</w:t>
             </w:r>
           </w:p>
         </w:tc>
@@ -894,7 +959,7 @@
               <w:rPr>
                 <w:rStyle w:val="CodeChar"/>
               </w:rPr>
-              <w:t xml:space="preserve">/brainstorming</w:t>
+              <w:t xml:space="preserve">/prototype</w:t>
             </w:r>
             <w:r>
               <w:t xml:space="preserve">, </w:t>
@@ -903,7 +968,25 @@
               <w:rPr>
                 <w:rStyle w:val="CodeChar"/>
               </w:rPr>
-              <w:t xml:space="preserve">/information-architecture</w:t>
+              <w:t xml:space="preserve">/styleguide</w:t>
+            </w:r>
+            <w:r>
+              <w:t xml:space="preserve"> [default, forge], </w:t>
+            </w:r>
+            <w:r>
+              <w:rPr>
+                <w:rStyle w:val="CodeChar"/>
+              </w:rPr>
+              <w:t xml:space="preserve">/audit</w:t>
+            </w:r>
+            <w:r>
+              <w:t xml:space="preserve"> [craft, heuristic, code, spec, a11y], </w:t>
+            </w:r>
+            <w:r>
+              <w:rPr>
+                <w:rStyle w:val="CodeChar"/>
+              </w:rPr>
+              <w:t xml:space="preserve">/refine</w:t>
             </w:r>
             <w:r>
               <w:t xml:space="preserve">, </w:t>
@@ -912,16 +995,7 @@
               <w:rPr>
                 <w:rStyle w:val="CodeChar"/>
               </w:rPr>
-              <w:t xml:space="preserve">/map</w:t>
-            </w:r>
-            <w:r>
-              <w:t xml:space="preserve"> [objects, site, flow, audit, document], </w:t>
-            </w:r>
-            <w:r>
-              <w:rPr>
-                <w:rStyle w:val="CodeChar"/>
-              </w:rPr>
-              <w:t xml:space="preserve">/interrogate</w:t>
+              <w:t xml:space="preserve">/storybook</w:t>
             </w:r>
             <w:r>
               <w:t xml:space="preserve">, </w:t>
@@ -930,7 +1004,10 @@
               <w:rPr>
                 <w:rStyle w:val="CodeChar"/>
               </w:rPr>
-              <w:t xml:space="preserve">/decisions</w:t>
+              <w:t xml:space="preserve">/figma</w:t>
+            </w:r>
+            <w:r>
+              <w:t xml:space="preserve"> [capture, import, sync]</w:t>
             </w:r>
           </w:p>
         </w:tc>
@@ -948,7 +1025,7 @@
               <w:pStyle w:val="TableText"/>
             </w:pPr>
             <w:r>
-              <w:t xml:space="preserve">Design</w:t>
+              <w:t xml:space="preserve">Deliver</w:t>
             </w:r>
           </w:p>
         </w:tc>
@@ -964,7 +1041,7 @@
               <w:rPr>
                 <w:rStyle w:val="CodeChar"/>
               </w:rPr>
-              <w:t xml:space="preserve">/prototype</w:t>
+              <w:t xml:space="preserve">/usability-test-plan</w:t>
             </w:r>
             <w:r>
               <w:t xml:space="preserve">, </w:t>
@@ -973,25 +1050,16 @@
               <w:rPr>
                 <w:rStyle w:val="CodeChar"/>
               </w:rPr>
-              <w:t xml:space="preserve">/styleguide</w:t>
-            </w:r>
-            <w:r>
-              <w:t xml:space="preserve"> [default, forge], </w:t>
-            </w:r>
-            <w:r>
-              <w:rPr>
-                <w:rStyle w:val="CodeChar"/>
-              </w:rPr>
-              <w:t xml:space="preserve">/audit</w:t>
-            </w:r>
-            <w:r>
-              <w:t xml:space="preserve"> [craft, heuristic, code, spec, a11y], </w:t>
-            </w:r>
-            <w:r>
-              <w:rPr>
-                <w:rStyle w:val="CodeChar"/>
-              </w:rPr>
-              <w:t xml:space="preserve">/refine</w:t>
+              <w:t xml:space="preserve">/package</w:t>
+            </w:r>
+            <w:r>
+              <w:t xml:space="preserve"> [full, lite], </w:t>
+            </w:r>
+            <w:r>
+              <w:rPr>
+                <w:rStyle w:val="CodeChar"/>
+              </w:rPr>
+              <w:t xml:space="preserve">/showcase</w:t>
             </w:r>
             <w:r>
               <w:t xml:space="preserve">, </w:t>
@@ -1000,7 +1068,7 @@
               <w:rPr>
                 <w:rStyle w:val="CodeChar"/>
               </w:rPr>
-              <w:t xml:space="preserve">/storybook</w:t>
+              <w:t xml:space="preserve">/guide</w:t>
             </w:r>
             <w:r>
               <w:t xml:space="preserve">, </w:t>
@@ -1009,10 +1077,7 @@
               <w:rPr>
                 <w:rStyle w:val="CodeChar"/>
               </w:rPr>
-              <w:t xml:space="preserve">/figma</w:t>
-            </w:r>
-            <w:r>
-              <w:t xml:space="preserve"> [capture, import, sync]</w:t>
+              <w:t xml:space="preserve">/requirements</w:t>
             </w:r>
           </w:p>
         </w:tc>
@@ -1030,76 +1095,6 @@
               <w:pStyle w:val="TableText"/>
             </w:pPr>
             <w:r>
-              <w:t xml:space="preserve">Deliver</w:t>
-            </w:r>
-          </w:p>
-        </w:tc>
-        <w:tc>
-          <w:tcPr>
-            <w:tcW w:w="8266" w:type="dxa"/>
-          </w:tcPr>
-          <w:p>
-            <w:pPr>
-              <w:pStyle w:val="TableText"/>
-            </w:pPr>
-            <w:r>
-              <w:rPr>
-                <w:rStyle w:val="CodeChar"/>
-              </w:rPr>
-              <w:t xml:space="preserve">/usability-test-plan</w:t>
-            </w:r>
-            <w:r>
-              <w:t xml:space="preserve">, </w:t>
-            </w:r>
-            <w:r>
-              <w:rPr>
-                <w:rStyle w:val="CodeChar"/>
-              </w:rPr>
-              <w:t xml:space="preserve">/package</w:t>
-            </w:r>
-            <w:r>
-              <w:t xml:space="preserve"> [full, lite], </w:t>
-            </w:r>
-            <w:r>
-              <w:rPr>
-                <w:rStyle w:val="CodeChar"/>
-              </w:rPr>
-              <w:t xml:space="preserve">/showcase</w:t>
-            </w:r>
-            <w:r>
-              <w:t xml:space="preserve">, </w:t>
-            </w:r>
-            <w:r>
-              <w:rPr>
-                <w:rStyle w:val="CodeChar"/>
-              </w:rPr>
-              <w:t xml:space="preserve">/guide</w:t>
-            </w:r>
-            <w:r>
-              <w:t xml:space="preserve">, </w:t>
-            </w:r>
-            <w:r>
-              <w:rPr>
-                <w:rStyle w:val="CodeChar"/>
-              </w:rPr>
-              <w:t xml:space="preserve">/requirements</w:t>
-            </w:r>
-          </w:p>
-        </w:tc>
-      </w:tr>
-      <w:tr>
-        <w:trPr>
-          <w:cantSplit/>
-        </w:trPr>
-        <w:tc>
-          <w:tcPr>
-            <w:tcW w:w="1814" w:type="dxa"/>
-          </w:tcPr>
-          <w:p>
-            <w:pPr>
-              <w:pStyle w:val="TableText"/>
-            </w:pPr>
-            <w:r>
               <w:t xml:space="preserve">Any time</w:t>
             </w:r>
           </w:p>
@@ -1137,266 +1132,76 @@
       </w:pPr>
     </w:p>
     <w:p>
+      <w:r>
+        <w:rPr>
+          <w:b/>
+        </w:rPr>
+        <w:t xml:space="preserve">Audit modes.</w:t>
+      </w:r>
+      <w:r>
+        <w:t xml:space="preserve"> </w:t>
+      </w:r>
+      <w:r>
+        <w:rPr>
+          <w:rStyle w:val="CodeChar"/>
+        </w:rPr>
+        <w:t xml:space="preserve">craft</w:t>
+      </w:r>
+      <w:r>
+        <w:t xml:space="preserve"> scores five dimensions 0 to 4 and ranks a task list P0 to P3. </w:t>
+      </w:r>
+      <w:r>
+        <w:rPr>
+          <w:rStyle w:val="CodeChar"/>
+        </w:rPr>
+        <w:t xml:space="preserve">heuristic</w:t>
+      </w:r>
+      <w:r>
+        <w:t xml:space="preserve"> is a 12-point usability pass for when the audit has to stand as evidence. </w:t>
+      </w:r>
+      <w:r>
+        <w:rPr>
+          <w:rStyle w:val="CodeChar"/>
+        </w:rPr>
+        <w:t xml:space="preserve">a11y</w:t>
+      </w:r>
+      <w:r>
+        <w:t xml:space="preserve"> checks WCAG 2.1 and 2.2 AA. </w:t>
+      </w:r>
+      <w:r>
+        <w:rPr>
+          <w:rStyle w:val="CodeChar"/>
+        </w:rPr>
+        <w:t xml:space="preserve">code</w:t>
+      </w:r>
+      <w:r>
+        <w:t xml:space="preserve"> checks token use and structure. </w:t>
+      </w:r>
+      <w:r>
+        <w:rPr>
+          <w:rStyle w:val="CodeChar"/>
+        </w:rPr>
+        <w:t xml:space="preserve">spec</w:t>
+      </w:r>
+      <w:r>
+        <w:t xml:space="preserve"> checks the build against the approved design. Audit only finds problems; run </w:t>
+      </w:r>
+      <w:r>
+        <w:rPr>
+          <w:rStyle w:val="CodeChar"/>
+        </w:rPr>
+        <w:t xml:space="preserve">/refine</w:t>
+      </w:r>
+      <w:r>
+        <w:t xml:space="preserve"> to fix them. Never average craft and heuristic scores.</w:t>
+      </w:r>
+    </w:p>
+    <w:p>
       <w:pPr>
         <w:pStyle w:val="Heading1"/>
       </w:pPr>
       <w:r>
-        <w:t xml:space="preserve">What each skill needs</w:t>
-      </w:r>
-    </w:p>
-    <w:p>
-      <w:r>
-        <w:t xml:space="preserve">Every skill states what it needs in its own </w:t>
-      </w:r>
-      <w:r>
-        <w:rPr>
-          <w:rStyle w:val="CodeChar"/>
-        </w:rPr>
-        <w:t xml:space="preserve">## Environment</w:t>
-      </w:r>
-      <w:r>
-        <w:t xml:space="preserve"> section. In short:</w:t>
-      </w:r>
-    </w:p>
-    <w:tbl>
-      <w:tblPr>
-        <w:tblW w:w="10080" w:type="dxa"/>
-        <w:tblBorders>
-          <w:top w:val="single" w:sz="4" w:space="0" w:color="CFDAE1"/>
-          <w:bottom w:val="single" w:sz="4" w:space="0" w:color="CFDAE1"/>
-          <w:insideH w:val="single" w:sz="4" w:space="0" w:color="CFDAE1"/>
-        </w:tblBorders>
-        <w:tblLayout w:type="fixed"/>
-        <w:tblCellMar>
-          <w:top w:w="60" w:type="dxa"/>
-          <w:left w:w="80" w:type="dxa"/>
-          <w:bottom w:w="60" w:type="dxa"/>
-          <w:right w:w="80" w:type="dxa"/>
-        </w:tblCellMar>
-      </w:tblPr>
-      <w:tblGrid>
-        <w:gridCol w:w="3427"/>
-        <w:gridCol w:w="6653"/>
-      </w:tblGrid>
-      <w:tr>
-        <w:trPr>
-          <w:cantSplit/>
-          <w:tblHeader/>
-        </w:trPr>
-        <w:tc>
-          <w:tcPr>
-            <w:tcW w:w="3427" w:type="dxa"/>
-            <w:shd w:val="clear" w:color="auto" w:fill="0B4F66"/>
-          </w:tcPr>
-          <w:p>
-            <w:pPr>
-              <w:pStyle w:val="TableText"/>
-            </w:pPr>
-            <w:r>
-              <w:rPr>
-                <w:b/>
-                <w:color w:val="FFFFFF"/>
-              </w:rPr>
-              <w:t xml:space="preserve">Needs</w:t>
-            </w:r>
-          </w:p>
-        </w:tc>
-        <w:tc>
-          <w:tcPr>
-            <w:tcW w:w="6653" w:type="dxa"/>
-            <w:shd w:val="clear" w:color="auto" w:fill="0B4F66"/>
-          </w:tcPr>
-          <w:p>
-            <w:pPr>
-              <w:pStyle w:val="TableText"/>
-            </w:pPr>
-            <w:r>
-              <w:rPr>
-                <w:b/>
-                <w:color w:val="FFFFFF"/>
-              </w:rPr>
-              <w:t xml:space="preserve">Skills</w:t>
-            </w:r>
-          </w:p>
-        </w:tc>
-      </w:tr>
-      <w:tr>
-        <w:trPr>
-          <w:cantSplit/>
-        </w:trPr>
-        <w:tc>
-          <w:tcPr>
-            <w:tcW w:w="3427" w:type="dxa"/>
-          </w:tcPr>
-          <w:p>
-            <w:pPr>
-              <w:pStyle w:val="TableText"/>
-            </w:pPr>
-            <w:r>
-              <w:t xml:space="preserve">The conversation only (saving a file is optional)</w:t>
-            </w:r>
-          </w:p>
-        </w:tc>
-        <w:tc>
-          <w:tcPr>
-            <w:tcW w:w="6653" w:type="dxa"/>
-          </w:tcPr>
-          <w:p>
-            <w:pPr>
-              <w:pStyle w:val="TableText"/>
-            </w:pPr>
-            <w:r>
-              <w:t xml:space="preserve">brainstorming, interrogate, problem-statement, usability-test-plan, information-architecture, interview, interview-analysis, persona, journey, metrics, decisions, help</w:t>
-            </w:r>
-          </w:p>
-        </w:tc>
-      </w:tr>
-      <w:tr>
-        <w:trPr>
-          <w:cantSplit/>
-        </w:trPr>
-        <w:tc>
-          <w:tcPr>
-            <w:tcW w:w="3427" w:type="dxa"/>
-          </w:tcPr>
-          <w:p>
-            <w:pPr>
-              <w:pStyle w:val="TableText"/>
-            </w:pPr>
-            <w:r>
-              <w:t xml:space="preserve">A file system</w:t>
-            </w:r>
-          </w:p>
-        </w:tc>
-        <w:tc>
-          <w:tcPr>
-            <w:tcW w:w="6653" w:type="dxa"/>
-          </w:tcPr>
-          <w:p>
-            <w:pPr>
-              <w:pStyle w:val="TableText"/>
-            </w:pPr>
-            <w:r>
-              <w:t xml:space="preserve">setup, brief, wiki, requirements, guide, styleguide, refine, figma (import, sync)</w:t>
-            </w:r>
-          </w:p>
-        </w:tc>
-      </w:tr>
-      <w:tr>
-        <w:trPr>
-          <w:cantSplit/>
-        </w:trPr>
-        <w:tc>
-          <w:tcPr>
-            <w:tcW w:w="3427" w:type="dxa"/>
-          </w:tcPr>
-          <w:p>
-            <w:pPr>
-              <w:pStyle w:val="TableText"/>
-            </w:pPr>
-            <w:r>
-              <w:t xml:space="preserve">A shell and Node.js</w:t>
-            </w:r>
-          </w:p>
-        </w:tc>
-        <w:tc>
-          <w:tcPr>
-            <w:tcW w:w="6653" w:type="dxa"/>
-          </w:tcPr>
-          <w:p>
-            <w:pPr>
-              <w:pStyle w:val="TableText"/>
-            </w:pPr>
-            <w:r>
-              <w:t xml:space="preserve">prototype, storybook, package, showcase, skill-manager</w:t>
-            </w:r>
-          </w:p>
-        </w:tc>
-      </w:tr>
-      <w:tr>
-        <w:trPr>
-          <w:cantSplit/>
-        </w:trPr>
-        <w:tc>
-          <w:tcPr>
-            <w:tcW w:w="3427" w:type="dxa"/>
-          </w:tcPr>
-          <w:p>
-            <w:pPr>
-              <w:pStyle w:val="TableText"/>
-            </w:pPr>
-            <w:r>
-              <w:t xml:space="preserve">Web search or browser tooling</w:t>
-            </w:r>
-          </w:p>
-        </w:tc>
-        <w:tc>
-          <w:tcPr>
-            <w:tcW w:w="6653" w:type="dxa"/>
-          </w:tcPr>
-          <w:p>
-            <w:pPr>
-              <w:pStyle w:val="TableText"/>
-            </w:pPr>
-            <w:r>
-              <w:t xml:space="preserve">competitor-analysis, ux-benchmark, showcase (screenshots)</w:t>
-            </w:r>
-          </w:p>
-        </w:tc>
-      </w:tr>
-      <w:tr>
-        <w:trPr>
-          <w:cantSplit/>
-        </w:trPr>
-        <w:tc>
-          <w:tcPr>
-            <w:tcW w:w="3427" w:type="dxa"/>
-          </w:tcPr>
-          <w:p>
-            <w:pPr>
-              <w:pStyle w:val="TableText"/>
-            </w:pPr>
-            <w:r>
-              <w:t xml:space="preserve">A connected MCP server</w:t>
-            </w:r>
-          </w:p>
-        </w:tc>
-        <w:tc>
-          <w:tcPr>
-            <w:tcW w:w="6653" w:type="dxa"/>
-          </w:tcPr>
-          <w:p>
-            <w:pPr>
-              <w:pStyle w:val="TableText"/>
-            </w:pPr>
-            <w:r>
-              <w:t xml:space="preserve">figma (import, sync), workshop (FigJam board), map (FigJam export), requirements (tracker export)</w:t>
-            </w:r>
-          </w:p>
-        </w:tc>
-      </w:tr>
-    </w:tbl>
-    <w:p>
-      <w:pPr>
-        <w:pStyle w:val="Spacer"/>
-      </w:pPr>
-    </w:p>
-    <w:p>
-      <w:r>
-        <w:t xml:space="preserve">When something is missing, a skill says so, returns its output in the conversation, and never claims a file was written when it was not.</w:t>
-      </w:r>
-    </w:p>
-    <w:p>
-      <w:pPr>
-        <w:pStyle w:val="Heading1"/>
-      </w:pPr>
-      <w:r>
-        <w:t xml:space="preserve">Audit</w:t>
-      </w:r>
-    </w:p>
-    <w:p>
-      <w:r>
-        <w:t xml:space="preserve">Audit finds problems and ranks them. It never edits your design. Name a mode, or it asks.</w:t>
+        <w:t xml:space="preserve">Rules</w:t>
       </w:r>
     </w:p>
     <w:p>
@@ -1411,10 +1216,10 @@
         <w:rPr>
           <w:b/>
         </w:rPr>
-        <w:t xml:space="preserve">craft:</w:t>
-      </w:r>
-      <w:r>
-        <w:t xml:space="preserve"> five dimensions scored 0 to 4 (total out of 20): visual hierarchy and cognitive load, information architecture, consistency, responsive behavior, delight. It also walks 2 to 3 personas through the main task. The output is a task list ranked P0 to P3.</w:t>
+        <w:t xml:space="preserve">Plan first.</w:t>
+      </w:r>
+      <w:r>
+        <w:t xml:space="preserve"> Turn on plan mode (the mode selector near the prompt box, or Shift+Tab). Claude shows a plan and waits for your yes before it changes anything.</w:t>
       </w:r>
     </w:p>
     <w:p>
@@ -1429,10 +1234,19 @@
         <w:rPr>
           <w:b/>
         </w:rPr>
-        <w:t xml:space="preserve">heuristic:</w:t>
-      </w:r>
-      <w:r>
-        <w:t xml:space="preserve"> a deeper pass against 12 usability heuristics, each issue rated 0 to 4 and tied to a screen. Use it when the audit has to stand as evidence.</w:t>
+        <w:t xml:space="preserve">No invented evidence.</w:t>
+      </w:r>
+      <w:r>
+        <w:t xml:space="preserve"> No made-up people, quotes, numbers or competitors. If something is missing, it goes on a line in </w:t>
+      </w:r>
+      <w:r>
+        <w:rPr>
+          <w:rStyle w:val="CodeChar"/>
+        </w:rPr>
+        <w:t xml:space="preserve">UNKNOWNS.md</w:t>
+      </w:r>
+      <w:r>
+        <w:t xml:space="preserve"> and Claude asks you. A guess must be labelled as a guess.</w:t>
       </w:r>
     </w:p>
     <w:p>
@@ -1447,10 +1261,10 @@
         <w:rPr>
           <w:b/>
         </w:rPr>
-        <w:t xml:space="preserve">a11y:</w:t>
-      </w:r>
-      <w:r>
-        <w:t xml:space="preserve"> WCAG 2.1 and 2.2 AA, criterion by criterion.</w:t>
+        <w:t xml:space="preserve">Name the source</w:t>
+      </w:r>
+      <w:r>
+        <w:t xml:space="preserve"> of every finding: the file, the screen, or your words.</w:t>
       </w:r>
     </w:p>
     <w:p>
@@ -1465,10 +1279,10 @@
         <w:rPr>
           <w:b/>
         </w:rPr>
-        <w:t xml:space="preserve">code:</w:t>
-      </w:r>
-      <w:r>
-        <w:t xml:space="preserve"> token use, structure, reuse and semantic HTML.</w:t>
+        <w:t xml:space="preserve">Stay in scope.</w:t>
+      </w:r>
+      <w:r>
+        <w:t xml:space="preserve"> Practise in a folder of your own with an invented idea, never client material. Never paste passwords, keys or tokens into a chat. Keep Claude on its default, which asks before editing.</w:t>
       </w:r>
     </w:p>
     <w:p>
@@ -1483,284 +1297,15 @@
         <w:rPr>
           <w:b/>
         </w:rPr>
-        <w:t xml:space="preserve">spec:</w:t>
-      </w:r>
-      <w:r>
-        <w:t xml:space="preserve"> the build against the approved design, screen by screen, at every breakpoint.</w:t>
-      </w:r>
-    </w:p>
-    <w:p>
-      <w:r>
-        <w:t xml:space="preserve">Craft and heuristic scores are different instruments, so never average or merge them. Run modes one at a time. To fix findings, run </w:t>
-      </w:r>
-      <w:r>
-        <w:rPr>
-          <w:rStyle w:val="CodeChar"/>
-        </w:rPr>
-        <w:t xml:space="preserve">/refine</w:t>
-      </w:r>
-      <w:r>
-        <w:t xml:space="preserve">, then audit again to see whether the score moved. For a ship or handoff decision, ask for an independent second pass and reconcile both lists.</w:t>
-      </w:r>
-    </w:p>
-    <w:p>
-      <w:pPr>
-        <w:pStyle w:val="Heading1"/>
-      </w:pPr>
-      <w:r>
-        <w:t xml:space="preserve">Plan</w:t>
-      </w:r>
-    </w:p>
-    <w:p>
-      <w:pPr>
-        <w:pStyle w:val="ListParagraph"/>
-        <w:numPr>
-          <w:ilvl w:val="0"/>
-          <w:numId w:val="7"/>
-        </w:numPr>
-      </w:pPr>
-      <w:r>
-        <w:rPr>
-          <w:b/>
-        </w:rPr>
-        <w:t xml:space="preserve">Place the project.</w:t>
-      </w:r>
-      <w:r>
-        <w:t xml:space="preserve"> Ask for the help skill. It reads which docs exist and recommends the next skill. An empty project gets </w:t>
-      </w:r>
-      <w:r>
-        <w:rPr>
-          <w:rStyle w:val="CodeChar"/>
-        </w:rPr>
-        <w:t xml:space="preserve">/setup</w:t>
-      </w:r>
-      <w:r>
-        <w:t xml:space="preserve">, then </w:t>
-      </w:r>
-      <w:r>
-        <w:rPr>
-          <w:rStyle w:val="CodeChar"/>
-        </w:rPr>
-        <w:t xml:space="preserve">/brief</w:t>
-      </w:r>
-      <w:r>
-        <w:t xml:space="preserve">.</w:t>
-      </w:r>
-    </w:p>
-    <w:p>
-      <w:pPr>
-        <w:pStyle w:val="ListParagraph"/>
-        <w:numPr>
-          <w:ilvl w:val="0"/>
-          <w:numId w:val="7"/>
-        </w:numPr>
-      </w:pPr>
-      <w:r>
-        <w:rPr>
-          <w:b/>
-        </w:rPr>
-        <w:t xml:space="preserve">Follow the phases in order:</w:t>
-      </w:r>
-      <w:r>
-        <w:t xml:space="preserve"> Discover, Decide, Design, Deliver. A project can skip ahead and backfill, for example by starting with a prototype and writing the research later.</w:t>
-      </w:r>
-    </w:p>
-    <w:p>
-      <w:pPr>
-        <w:pStyle w:val="ListParagraph"/>
-        <w:numPr>
-          <w:ilvl w:val="0"/>
-          <w:numId w:val="7"/>
-        </w:numPr>
-      </w:pPr>
-      <w:r>
-        <w:rPr>
-          <w:b/>
-        </w:rPr>
-        <w:t xml:space="preserve">Plan before writing.</w:t>
-      </w:r>
-      <w:r>
-        <w:t xml:space="preserve"> In Claude Code press Shift+Tab until the indicator says plan mode. Claude then shows a plan and waits for you before it changes anything. Skills also ask their questions one at a time, each with a recommendation, and wait for your yes before creating files.</w:t>
-      </w:r>
-    </w:p>
-    <w:p>
-      <w:pPr>
-        <w:pStyle w:val="ListParagraph"/>
-        <w:numPr>
-          <w:ilvl w:val="0"/>
-          <w:numId w:val="7"/>
-        </w:numPr>
-      </w:pPr>
-      <w:r>
-        <w:rPr>
-          <w:b/>
-        </w:rPr>
-        <w:t xml:space="preserve">Do not redo finished work.</w:t>
-      </w:r>
-      <w:r>
-        <w:t xml:space="preserve"> If a skill's document already exists and looks current, help will not recommend that skill again.</w:t>
-      </w:r>
-    </w:p>
-    <w:p>
-      <w:pPr>
-        <w:pStyle w:val="Heading1"/>
-      </w:pPr>
-      <w:r>
-        <w:t xml:space="preserve">Guardrails</w:t>
-      </w:r>
-    </w:p>
-    <w:p>
-      <w:r>
-        <w:t xml:space="preserve">Nothing may be invented. These rules come from the repository's </w:t>
-      </w:r>
-      <w:r>
-        <w:rPr>
-          <w:rStyle w:val="CodeChar"/>
-        </w:rPr>
-        <w:t xml:space="preserve">AGENTS.md</w:t>
-      </w:r>
-      <w:r>
-        <w:t xml:space="preserve"> and the skills themselves.</w:t>
-      </w:r>
-    </w:p>
-    <w:p>
-      <w:pPr>
-        <w:pStyle w:val="ListParagraph"/>
-        <w:numPr>
-          <w:ilvl w:val="0"/>
-          <w:numId w:val="1"/>
-        </w:numPr>
-      </w:pPr>
-      <w:r>
-        <w:rPr>
-          <w:b/>
-        </w:rPr>
-        <w:t xml:space="preserve">Unknowns before invention.</w:t>
-      </w:r>
-      <w:r>
-        <w:t xml:space="preserve"> If a decision needs real user input, the answer goes on a line in </w:t>
-      </w:r>
-      <w:r>
-        <w:rPr>
-          <w:rStyle w:val="CodeChar"/>
-        </w:rPr>
-        <w:t xml:space="preserve">UNKNOWNS.md</w:t>
-      </w:r>
-      <w:r>
-        <w:t xml:space="preserve">, not into a guess. Answers move to the document that owns them once confirmed.</w:t>
-      </w:r>
-    </w:p>
-    <w:p>
-      <w:pPr>
-        <w:pStyle w:val="ListParagraph"/>
-        <w:numPr>
-          <w:ilvl w:val="0"/>
-          <w:numId w:val="1"/>
-        </w:numPr>
-      </w:pPr>
-      <w:r>
-        <w:rPr>
-          <w:b/>
-        </w:rPr>
-        <w:t xml:space="preserve">Confirmed beats invented.</w:t>
-      </w:r>
-      <w:r>
-        <w:t xml:space="preserve"> Use something real: a file, a spec, your research. If nothing exists, a default is allowed only when it is labelled as a guess.</w:t>
-      </w:r>
-    </w:p>
-    <w:p>
-      <w:pPr>
-        <w:pStyle w:val="ListParagraph"/>
-        <w:numPr>
-          <w:ilvl w:val="0"/>
-          <w:numId w:val="1"/>
-        </w:numPr>
-      </w:pPr>
-      <w:r>
-        <w:rPr>
-          <w:b/>
-        </w:rPr>
-        <w:t xml:space="preserve">Name the source.</w:t>
-      </w:r>
-      <w:r>
-        <w:t xml:space="preserve"> Every recommendation or finding points to the file, screen or your words that produced it.</w:t>
-      </w:r>
-    </w:p>
-    <w:p>
-      <w:pPr>
-        <w:pStyle w:val="ListParagraph"/>
-        <w:numPr>
-          <w:ilvl w:val="0"/>
-          <w:numId w:val="1"/>
-        </w:numPr>
-      </w:pPr>
-      <w:r>
-        <w:rPr>
-          <w:b/>
-        </w:rPr>
-        <w:t xml:space="preserve">No made-up people, quotes, numbers or competitors.</w:t>
-      </w:r>
-      <w:r>
-        <w:t xml:space="preserve"> Interview quotes need an interview number. Competitors need a real source.</w:t>
-      </w:r>
-    </w:p>
-    <w:p>
-      <w:pPr>
-        <w:pStyle w:val="ListParagraph"/>
-        <w:numPr>
-          <w:ilvl w:val="0"/>
-          <w:numId w:val="1"/>
-        </w:numPr>
-      </w:pPr>
-      <w:r>
-        <w:rPr>
-          <w:b/>
-        </w:rPr>
-        <w:t xml:space="preserve">Stay in scope.</w:t>
-      </w:r>
-      <w:r>
-        <w:t xml:space="preserve"> Audit never edits. Setup adds to existing files and does not overwrite them. Renaming an existing folder needs your explicit yes.</w:t>
-      </w:r>
-    </w:p>
-    <w:p>
-      <w:pPr>
-        <w:pStyle w:val="ListParagraph"/>
-        <w:numPr>
-          <w:ilvl w:val="0"/>
-          <w:numId w:val="1"/>
-        </w:numPr>
-      </w:pPr>
-      <w:r>
-        <w:rPr>
-          <w:b/>
-        </w:rPr>
         <w:t xml:space="preserve">Never claim what did not happen.</w:t>
       </w:r>
       <w:r>
-        <w:t xml:space="preserve"> A skill must not say a file was written, a command run or a tool called when it was not.</w:t>
-      </w:r>
-    </w:p>
-    <w:p>
-      <w:pPr>
-        <w:pStyle w:val="ListParagraph"/>
-        <w:numPr>
-          <w:ilvl w:val="0"/>
-          <w:numId w:val="1"/>
-        </w:numPr>
-      </w:pPr>
-      <w:r>
-        <w:rPr>
-          <w:b/>
-        </w:rPr>
-        <w:t xml:space="preserve">Safe settings.</w:t>
-      </w:r>
-      <w:r>
-        <w:t xml:space="preserve"> Keep Claude on its default, which asks before editing. Do not switch on bypass or auto-accept. Never paste passwords, keys or tokens into a chat.</w:t>
-      </w:r>
-    </w:p>
-    <w:p>
-      <w:r>
-        <w:t xml:space="preserve">Paste this before any skill run to enforce them:</w:t>
+        <w:t xml:space="preserve"> A skill must not say it wrote a file or ran a command when it did not.</w:t>
+      </w:r>
+    </w:p>
+    <w:p>
+      <w:r>
+        <w:t xml:space="preserve">Paste this before a skill run to enforce them:</w:t>
       </w:r>
     </w:p>
     <w:p>
@@ -1799,138 +1344,6 @@
       <w:pPr>
         <w:pStyle w:val="Spacer"/>
       </w:pPr>
-    </w:p>
-    <w:p>
-      <w:pPr>
-        <w:pStyle w:val="Heading1"/>
-      </w:pPr>
-      <w:r>
-        <w:t xml:space="preserve">Avoiding slop</w:t>
-      </w:r>
-    </w:p>
-    <w:p>
-      <w:pPr>
-        <w:pStyle w:val="Heading2"/>
-      </w:pPr>
-      <w:r>
-        <w:t xml:space="preserve">In text</w:t>
-      </w:r>
-    </w:p>
-    <w:p>
-      <w:pPr>
-        <w:pStyle w:val="ListParagraph"/>
-        <w:numPr>
-          <w:ilvl w:val="0"/>
-          <w:numId w:val="1"/>
-        </w:numPr>
-      </w:pPr>
-      <w:r>
-        <w:t xml:space="preserve">Praise words with nothing behind them: seamless, powerful, vibrant, pivotal. Say what happens instead.</w:t>
-      </w:r>
-    </w:p>
-    <w:p>
-      <w:pPr>
-        <w:pStyle w:val="ListParagraph"/>
-        <w:numPr>
-          <w:ilvl w:val="0"/>
-          <w:numId w:val="1"/>
-        </w:numPr>
-      </w:pPr>
-      <w:r>
-        <w:t xml:space="preserve">Big words for plain ones: leverage, utilize, facilitate, crucial. Use "use", "help", "important".</w:t>
-      </w:r>
-    </w:p>
-    <w:p>
-      <w:pPr>
-        <w:pStyle w:val="ListParagraph"/>
-        <w:numPr>
-          <w:ilvl w:val="0"/>
-          <w:numId w:val="1"/>
-        </w:numPr>
-      </w:pPr>
-      <w:r>
-        <w:t xml:space="preserve">Vague sources: "studies show", "experts believe". Name the source or cut the claim.</w:t>
-      </w:r>
-    </w:p>
-    <w:p>
-      <w:pPr>
-        <w:pStyle w:val="ListParagraph"/>
-        <w:numPr>
-          <w:ilvl w:val="0"/>
-          <w:numId w:val="1"/>
-        </w:numPr>
-      </w:pPr>
-      <w:r>
-        <w:t xml:space="preserve">Lists forced to three items, decorative em dashes, "it's worth noting", chatbot closers such as "I hope this helps".</w:t>
-      </w:r>
-    </w:p>
-    <w:p>
-      <w:pPr>
-        <w:pStyle w:val="ListParagraph"/>
-        <w:numPr>
-          <w:ilvl w:val="0"/>
-          <w:numId w:val="1"/>
-        </w:numPr>
-      </w:pPr>
-      <w:r>
-        <w:t xml:space="preserve">If you gave the text, it stays verbatim. Claude formats it and does not rewrite it.</w:t>
-      </w:r>
-    </w:p>
-    <w:p>
-      <w:pPr>
-        <w:pStyle w:val="Heading2"/>
-      </w:pPr>
-      <w:r>
-        <w:t xml:space="preserve">In design</w:t>
-      </w:r>
-    </w:p>
-    <w:p>
-      <w:pPr>
-        <w:pStyle w:val="ListParagraph"/>
-        <w:numPr>
-          <w:ilvl w:val="0"/>
-          <w:numId w:val="1"/>
-        </w:numPr>
-      </w:pPr>
-      <w:r>
-        <w:t xml:space="preserve">No filler sections, placeholder copy or invented stats. Every element earns its place, and Claude asks before adding material.</w:t>
-      </w:r>
-    </w:p>
-    <w:p>
-      <w:pPr>
-        <w:pStyle w:val="ListParagraph"/>
-        <w:numPr>
-          <w:ilvl w:val="0"/>
-          <w:numId w:val="1"/>
-        </w:numPr>
-      </w:pPr>
-      <w:r>
-        <w:t xml:space="preserve">No aggressive gradients, emoji or stock-font defaults unless your brand uses them.</w:t>
-      </w:r>
-    </w:p>
-    <w:p>
-      <w:pPr>
-        <w:pStyle w:val="ListParagraph"/>
-        <w:numPr>
-          <w:ilvl w:val="0"/>
-          <w:numId w:val="1"/>
-        </w:numPr>
-      </w:pPr>
-      <w:r>
-        <w:t xml:space="preserve">Claude cannot generate photos. It says so and uses labelled placeholders.</w:t>
-      </w:r>
-    </w:p>
-    <w:p>
-      <w:pPr>
-        <w:pStyle w:val="ListParagraph"/>
-        <w:numPr>
-          <w:ilvl w:val="0"/>
-          <w:numId w:val="1"/>
-        </w:numPr>
-      </w:pPr>
-      <w:r>
-        <w:t xml:space="preserve">Small request, small change. If you ask for one edit, only that edit happens.</w:t>
-      </w:r>
     </w:p>
     <w:p>
       <w:pPr>
@@ -2037,7 +1450,16 @@
               <w:pStyle w:val="TableText"/>
             </w:pPr>
             <w:r>
-              <w:t xml:space="preserve">Quit Claude fully and reopen it. Check the installer said 30 skills.</w:t>
+              <w:t xml:space="preserve">Quit Claude completely and reopen it. Check that </w:t>
+            </w:r>
+            <w:r>
+              <w:rPr>
+                <w:rStyle w:val="CodeChar"/>
+              </w:rPr>
+              <w:t xml:space="preserve">~/.claude/skills</w:t>
+            </w:r>
+            <w:r>
+              <w:t xml:space="preserve"> holds 30 folders.</w:t>
             </w:r>
           </w:p>
         </w:tc>
@@ -2074,7 +1496,7 @@
               <w:pStyle w:val="TableText"/>
             </w:pPr>
             <w:r>
-              <w:t xml:space="preserve">The built-in wins. Type: Use the AIX Lab-Atlas help skill.</w:t>
+              <w:t xml:space="preserve">Type: Use the AIX Lab-Atlas help skill.</w:t>
             </w:r>
           </w:p>
         </w:tc>
@@ -2123,7 +1545,7 @@
               <w:pStyle w:val="TableText"/>
             </w:pPr>
             <w:r>
-              <w:t xml:space="preserve">A skill says it cannot write files or run a command</w:t>
+              <w:t xml:space="preserve">A skill says it cannot write a file or run a command</w:t>
             </w:r>
           </w:p>
         </w:tc>
@@ -2136,53 +1558,7 @@
               <w:pStyle w:val="TableText"/>
             </w:pPr>
             <w:r>
-              <w:t xml:space="preserve">That is the Environment rule working. Run it in a place that has a file system or shell, or take the output it returns in the conversation.</w:t>
-            </w:r>
-          </w:p>
-        </w:tc>
-      </w:tr>
-      <w:tr>
-        <w:trPr>
-          <w:cantSplit/>
-        </w:trPr>
-        <w:tc>
-          <w:tcPr>
-            <w:tcW w:w="3830" w:type="dxa"/>
-          </w:tcPr>
-          <w:p>
-            <w:pPr>
-              <w:pStyle w:val="TableText"/>
-            </w:pPr>
-            <w:r>
-              <w:rPr>
-                <w:rStyle w:val="CodeChar"/>
-              </w:rPr>
-              <w:t xml:space="preserve">./install.sh</w:t>
-            </w:r>
-            <w:r>
-              <w:t xml:space="preserve"> says permission denied</w:t>
-            </w:r>
-          </w:p>
-        </w:tc>
-        <w:tc>
-          <w:tcPr>
-            <w:tcW w:w="6250" w:type="dxa"/>
-          </w:tcPr>
-          <w:p>
-            <w:pPr>
-              <w:pStyle w:val="TableText"/>
-            </w:pPr>
-            <w:r>
-              <w:t xml:space="preserve">Run </w:t>
-            </w:r>
-            <w:r>
-              <w:rPr>
-                <w:rStyle w:val="CodeChar"/>
-              </w:rPr>
-              <w:t xml:space="preserve">chmod +x install.sh</w:t>
-            </w:r>
-            <w:r>
-              <w:t xml:space="preserve">, then the installer again.</w:t>
+              <w:t xml:space="preserve">Take the output it returns in the conversation. Skills that build a prototype need a shell and may say so.</w:t>
             </w:r>
           </w:p>
         </w:tc>
@@ -2312,18 +1688,6 @@
     </w:lvlOverride>
   </w:num>
   <w:num w:numId="5">
-    <w:abstractNumId w:val="1"/>
-    <w:lvlOverride w:ilvl="0">
-      <w:startOverride w:val="1"/>
-    </w:lvlOverride>
-  </w:num>
-  <w:num w:numId="6">
-    <w:abstractNumId w:val="1"/>
-    <w:lvlOverride w:ilvl="0">
-      <w:startOverride w:val="1"/>
-    </w:lvlOverride>
-  </w:num>
-  <w:num w:numId="7">
     <w:abstractNumId w:val="1"/>
     <w:lvlOverride w:ilvl="0">
       <w:startOverride w:val="1"/>

--- a/onboarding/AIX-Lab-Atlas-Skills-in-Claude-Code.docx
+++ b/onboarding/AIX-Lab-Atlas-Skills-in-Claude-Code.docx
@@ -38,6 +38,37 @@
         <w:gridCol w:w="2016"/>
         <w:gridCol w:w="8064"/>
       </w:tblGrid>
+      <w:tr>
+        <w:trPr>
+          <w:cantSplit/>
+        </w:trPr>
+        <w:tc>
+          <w:tcPr>
+            <w:tcW w:w="2016" w:type="dxa"/>
+          </w:tcPr>
+          <w:p>
+            <w:pPr>
+              <w:pStyle w:val="TableText"/>
+            </w:pPr>
+            <w:r>
+              <w:t xml:space="preserve">Version</w:t>
+            </w:r>
+          </w:p>
+        </w:tc>
+        <w:tc>
+          <w:tcPr>
+            <w:tcW w:w="8064" w:type="dxa"/>
+          </w:tcPr>
+          <w:p>
+            <w:pPr>
+              <w:pStyle w:val="TableText"/>
+            </w:pPr>
+            <w:r>
+              <w:t xml:space="preserve">2</w:t>
+            </w:r>
+          </w:p>
+        </w:tc>
+      </w:tr>
       <w:tr>
         <w:trPr>
           <w:cantSplit/>
@@ -1350,6 +1381,509 @@
         <w:pStyle w:val="Heading1"/>
       </w:pPr>
       <w:r>
+        <w:t xml:space="preserve">How to: design systems</w:t>
+      </w:r>
+    </w:p>
+    <w:p>
+      <w:r>
+        <w:t xml:space="preserve">Three jobs come up again and again: connect a design system that already lives in Git, create a new one with foundations only, and (in Claude Design) bring in a component library and style guide from Figma. </w:t>
+      </w:r>
+      <w:r>
+        <w:rPr>
+          <w:b/>
+        </w:rPr>
+        <w:t xml:space="preserve">Foundations</w:t>
+      </w:r>
+      <w:r>
+        <w:t xml:space="preserve"> means the base tokens: colour, typography, spacing, radius and shadow, in light and dark. It does not include components.</w:t>
+      </w:r>
+    </w:p>
+    <w:p>
+      <w:pPr>
+        <w:pStyle w:val="Heading2"/>
+      </w:pPr>
+      <w:r>
+        <w:t xml:space="preserve">1. Connect a design system from Git</w:t>
+      </w:r>
+    </w:p>
+    <w:p>
+      <w:r>
+        <w:t xml:space="preserve">Pick the case that matches your repository.</w:t>
+      </w:r>
+    </w:p>
+    <w:p>
+      <w:r>
+        <w:rPr>
+          <w:b/>
+        </w:rPr>
+        <w:t xml:space="preserve">Case A: it is a React component library and you want Claude Design to use it.</w:t>
+      </w:r>
+    </w:p>
+    <w:p>
+      <w:pPr>
+        <w:pStyle w:val="ListParagraph"/>
+        <w:numPr>
+          <w:ilvl w:val="0"/>
+          <w:numId w:val="6"/>
+        </w:numPr>
+      </w:pPr>
+      <w:r>
+        <w:t xml:space="preserve">Download the repository as a ZIP (green </w:t>
+      </w:r>
+      <w:r>
+        <w:rPr>
+          <w:b/>
+        </w:rPr>
+        <w:t xml:space="preserve">Code</w:t>
+      </w:r>
+      <w:r>
+        <w:t xml:space="preserve"> button, then </w:t>
+      </w:r>
+      <w:r>
+        <w:rPr>
+          <w:b/>
+        </w:rPr>
+        <w:t xml:space="preserve">Download ZIP</w:t>
+      </w:r>
+      <w:r>
+        <w:t xml:space="preserve">) and unzip it. For a private repository, sign in with an invited account first.</w:t>
+      </w:r>
+    </w:p>
+    <w:p>
+      <w:pPr>
+        <w:pStyle w:val="ListParagraph"/>
+        <w:numPr>
+          <w:ilvl w:val="0"/>
+          <w:numId w:val="6"/>
+        </w:numPr>
+      </w:pPr>
+      <w:r>
+        <w:t xml:space="preserve">Open the Claude desktop app, open the </w:t>
+      </w:r>
+      <w:r>
+        <w:rPr>
+          <w:b/>
+        </w:rPr>
+        <w:t xml:space="preserve">Code</w:t>
+      </w:r>
+      <w:r>
+        <w:t xml:space="preserve"> tab, and choose the unzipped folder as the working folder.</w:t>
+      </w:r>
+    </w:p>
+    <w:p>
+      <w:pPr>
+        <w:pStyle w:val="ListParagraph"/>
+        <w:numPr>
+          <w:ilvl w:val="0"/>
+          <w:numId w:val="6"/>
+        </w:numPr>
+      </w:pPr>
+      <w:r>
+        <w:t xml:space="preserve">Type </w:t>
+      </w:r>
+      <w:r>
+        <w:rPr>
+          <w:rStyle w:val="CodeChar"/>
+        </w:rPr>
+        <w:t xml:space="preserve">/design-sync</w:t>
+      </w:r>
+      <w:r>
+        <w:t xml:space="preserve"> and press Enter. Follow the prompts. On a large library it can take a long time and may ask you to confirm the cost. Only confirm if you accept it.</w:t>
+      </w:r>
+    </w:p>
+    <w:p>
+      <w:pPr>
+        <w:pStyle w:val="ListParagraph"/>
+        <w:numPr>
+          <w:ilvl w:val="0"/>
+          <w:numId w:val="6"/>
+        </w:numPr>
+      </w:pPr>
+      <w:r>
+        <w:t xml:space="preserve">Open </w:t>
+      </w:r>
+      <w:hyperlink r:id="rIdL3" w:history="1">
+        <w:r>
+          <w:rPr>
+            <w:rStyle w:val="Hyperlink"/>
+          </w:rPr>
+          <w:t xml:space="preserve">claude.ai/design</w:t>
+        </w:r>
+      </w:hyperlink>
+      <w:r>
+        <w:t xml:space="preserve">, go to </w:t>
+      </w:r>
+      <w:r>
+        <w:rPr>
+          <w:b/>
+        </w:rPr>
+        <w:t xml:space="preserve">Settings &gt; Design systems</w:t>
+      </w:r>
+      <w:r>
+        <w:t xml:space="preserve">, and check the new system is listed. Turn on </w:t>
+      </w:r>
+      <w:r>
+        <w:rPr>
+          <w:b/>
+        </w:rPr>
+        <w:t xml:space="preserve">Published</w:t>
+      </w:r>
+      <w:r>
+        <w:t xml:space="preserve"> so new projects use it.</w:t>
+      </w:r>
+    </w:p>
+    <w:p>
+      <w:pPr>
+        <w:pStyle w:val="CalloutCheck"/>
+      </w:pPr>
+      <w:r>
+        <w:rPr>
+          <w:b/>
+        </w:rPr>
+        <w:t xml:space="preserve">Check: </w:t>
+      </w:r>
+      <w:r>
+        <w:t xml:space="preserve">The system appears under </w:t>
+      </w:r>
+      <w:r>
+        <w:rPr>
+          <w:b/>
+        </w:rPr>
+        <w:t xml:space="preserve">Settings &gt; Design systems</w:t>
+      </w:r>
+      <w:r>
+        <w:t xml:space="preserve">. </w:t>
+      </w:r>
+      <w:r>
+        <w:rPr>
+          <w:rStyle w:val="CodeChar"/>
+        </w:rPr>
+        <w:t xml:space="preserve">/design-sync</w:t>
+      </w:r>
+      <w:r>
+        <w:t xml:space="preserve"> works with React libraries. For other code, use the Claude Design route in the Claude Design sheet.</w:t>
+      </w:r>
+    </w:p>
+    <w:p>
+      <w:r>
+        <w:rPr>
+          <w:b/>
+        </w:rPr>
+        <w:t xml:space="preserve">Case B: you want the tokens documented in this suite, whatever the code is.</w:t>
+      </w:r>
+    </w:p>
+    <w:p>
+      <w:pPr>
+        <w:pStyle w:val="ListParagraph"/>
+        <w:numPr>
+          <w:ilvl w:val="0"/>
+          <w:numId w:val="7"/>
+        </w:numPr>
+      </w:pPr>
+      <w:r>
+        <w:t xml:space="preserve">Unzip the repository and choose its folder in the </w:t>
+      </w:r>
+      <w:r>
+        <w:rPr>
+          <w:b/>
+        </w:rPr>
+        <w:t xml:space="preserve">Code</w:t>
+      </w:r>
+      <w:r>
+        <w:t xml:space="preserve"> tab, as above.</w:t>
+      </w:r>
+    </w:p>
+    <w:p>
+      <w:pPr>
+        <w:pStyle w:val="ListParagraph"/>
+        <w:numPr>
+          <w:ilvl w:val="0"/>
+          <w:numId w:val="7"/>
+        </w:numPr>
+      </w:pPr>
+      <w:r>
+        <w:t xml:space="preserve">Type </w:t>
+      </w:r>
+      <w:r>
+        <w:rPr>
+          <w:rStyle w:val="CodeChar"/>
+        </w:rPr>
+        <w:t xml:space="preserve">/styleguide</w:t>
+      </w:r>
+      <w:r>
+        <w:t xml:space="preserve"> and send: </w:t>
+      </w:r>
+      <w:r>
+        <w:rPr>
+          <w:rStyle w:val="CodeChar"/>
+        </w:rPr>
+        <w:t xml:space="preserve">Audit and document the design tokens in this project. Do not change any value.</w:t>
+      </w:r>
+    </w:p>
+    <w:p>
+      <w:pPr>
+        <w:pStyle w:val="ListParagraph"/>
+        <w:numPr>
+          <w:ilvl w:val="0"/>
+          <w:numId w:val="7"/>
+        </w:numPr>
+      </w:pPr>
+      <w:r>
+        <w:t xml:space="preserve">Read the </w:t>
+      </w:r>
+      <w:r>
+        <w:rPr>
+          <w:rStyle w:val="CodeChar"/>
+        </w:rPr>
+        <w:t xml:space="preserve">DESIGN.md</w:t>
+      </w:r>
+      <w:r>
+        <w:t xml:space="preserve"> it writes. Anything it could not work out from the code goes on a line in </w:t>
+      </w:r>
+      <w:r>
+        <w:rPr>
+          <w:rStyle w:val="CodeChar"/>
+        </w:rPr>
+        <w:t xml:space="preserve">UNKNOWNS.md</w:t>
+      </w:r>
+      <w:r>
+        <w:t xml:space="preserve"> and Claude asks you.</w:t>
+      </w:r>
+    </w:p>
+    <w:p>
+      <w:pPr>
+        <w:pStyle w:val="CalloutCheck"/>
+      </w:pPr>
+      <w:r>
+        <w:rPr>
+          <w:b/>
+        </w:rPr>
+        <w:t xml:space="preserve">Check: </w:t>
+      </w:r>
+      <w:r>
+        <w:rPr>
+          <w:rStyle w:val="CodeChar"/>
+        </w:rPr>
+        <w:t xml:space="preserve">DESIGN.md</w:t>
+      </w:r>
+      <w:r>
+        <w:t xml:space="preserve"> exists, and every value in it points to a file in the repository. Nothing was changed.</w:t>
+      </w:r>
+    </w:p>
+    <w:p>
+      <w:pPr>
+        <w:pStyle w:val="Heading2"/>
+      </w:pPr>
+      <w:r>
+        <w:t xml:space="preserve">2. Create a design system (foundations only)</w:t>
+      </w:r>
+    </w:p>
+    <w:p>
+      <w:pPr>
+        <w:pStyle w:val="ListParagraph"/>
+        <w:numPr>
+          <w:ilvl w:val="0"/>
+          <w:numId w:val="8"/>
+        </w:numPr>
+      </w:pPr>
+      <w:r>
+        <w:t xml:space="preserve">Decide: do you have a real brand? If not, </w:t>
+      </w:r>
+      <w:r>
+        <w:rPr>
+          <w:rStyle w:val="CodeChar"/>
+        </w:rPr>
+        <w:t xml:space="preserve">/styleguide</w:t>
+      </w:r>
+      <w:r>
+        <w:t xml:space="preserve"> builds a placeholder palette, labelled as placeholder. If yes, give it your sources: a live website, a brand guide (PDF, Figma or document) or hex codes you type in.</w:t>
+      </w:r>
+    </w:p>
+    <w:p>
+      <w:pPr>
+        <w:pStyle w:val="ListParagraph"/>
+        <w:numPr>
+          <w:ilvl w:val="0"/>
+          <w:numId w:val="8"/>
+        </w:numPr>
+      </w:pPr>
+      <w:r>
+        <w:t xml:space="preserve">In the </w:t>
+      </w:r>
+      <w:r>
+        <w:rPr>
+          <w:b/>
+        </w:rPr>
+        <w:t xml:space="preserve">Code</w:t>
+      </w:r>
+      <w:r>
+        <w:t xml:space="preserve"> tab, type </w:t>
+      </w:r>
+      <w:r>
+        <w:rPr>
+          <w:rStyle w:val="CodeChar"/>
+        </w:rPr>
+        <w:t xml:space="preserve">/styleguide</w:t>
+      </w:r>
+      <w:r>
+        <w:t xml:space="preserve"> and send: </w:t>
+      </w:r>
+      <w:r>
+        <w:rPr>
+          <w:rStyle w:val="CodeChar"/>
+        </w:rPr>
+        <w:t xml:space="preserve">Foundations only: colour, typography, spacing, radius and shadow, light and dark. No components.</w:t>
+      </w:r>
+      <w:r>
+        <w:t xml:space="preserve"> For a real brand add: </w:t>
+      </w:r>
+      <w:r>
+        <w:rPr>
+          <w:rStyle w:val="CodeChar"/>
+        </w:rPr>
+        <w:t xml:space="preserve">Use forge mode.</w:t>
+      </w:r>
+    </w:p>
+    <w:p>
+      <w:pPr>
+        <w:pStyle w:val="ListParagraph"/>
+        <w:numPr>
+          <w:ilvl w:val="0"/>
+          <w:numId w:val="8"/>
+        </w:numPr>
+      </w:pPr>
+      <w:r>
+        <w:t xml:space="preserve">Answer its questions. If two sources disagree, for example the guide says one blue and the website shows another, it asks which wins. Tints it works out itself are labelled "computed, not brand-verified".</w:t>
+      </w:r>
+    </w:p>
+    <w:p>
+      <w:pPr>
+        <w:pStyle w:val="ListParagraph"/>
+        <w:numPr>
+          <w:ilvl w:val="0"/>
+          <w:numId w:val="8"/>
+        </w:numPr>
+      </w:pPr>
+      <w:r>
+        <w:t xml:space="preserve">It writes </w:t>
+      </w:r>
+      <w:r>
+        <w:rPr>
+          <w:rStyle w:val="CodeChar"/>
+        </w:rPr>
+        <w:t xml:space="preserve">src/index.css</w:t>
+      </w:r>
+      <w:r>
+        <w:t xml:space="preserve"> (the raw brand palette plus the semantic roles, light and dark), the Tailwind mapping and </w:t>
+      </w:r>
+      <w:r>
+        <w:rPr>
+          <w:rStyle w:val="CodeChar"/>
+        </w:rPr>
+        <w:t xml:space="preserve">DESIGN.md</w:t>
+      </w:r>
+      <w:r>
+        <w:t xml:space="preserve">. With no project yet, tell it so. It then returns the token block and the </w:t>
+      </w:r>
+      <w:r>
+        <w:rPr>
+          <w:rStyle w:val="CodeChar"/>
+        </w:rPr>
+        <w:t xml:space="preserve">DESIGN.md</w:t>
+      </w:r>
+      <w:r>
+        <w:t xml:space="preserve"> text in the conversation, and you save them as files.</w:t>
+      </w:r>
+    </w:p>
+    <w:p>
+      <w:pPr>
+        <w:pStyle w:val="CalloutCheck"/>
+      </w:pPr>
+      <w:r>
+        <w:rPr>
+          <w:b/>
+        </w:rPr>
+        <w:t xml:space="preserve">Check: </w:t>
+      </w:r>
+      <w:r>
+        <w:rPr>
+          <w:rStyle w:val="CodeChar"/>
+        </w:rPr>
+        <w:t xml:space="preserve">index.css</w:t>
+      </w:r>
+      <w:r>
+        <w:t xml:space="preserve"> has one variable for every role in the skill's role list, in light and dark, and a search for hard-coded colours outside </w:t>
+      </w:r>
+      <w:r>
+        <w:rPr>
+          <w:rStyle w:val="CodeChar"/>
+        </w:rPr>
+        <w:t xml:space="preserve">index.css</w:t>
+      </w:r>
+      <w:r>
+        <w:t xml:space="preserve"> finds none.</w:t>
+      </w:r>
+    </w:p>
+    <w:p>
+      <w:pPr>
+        <w:pStyle w:val="Heading2"/>
+      </w:pPr>
+      <w:r>
+        <w:t xml:space="preserve">3. Figma library to tokens</w:t>
+      </w:r>
+    </w:p>
+    <w:p>
+      <w:r>
+        <w:rPr>
+          <w:rStyle w:val="CodeChar"/>
+        </w:rPr>
+        <w:t xml:space="preserve">/figma</w:t>
+      </w:r>
+      <w:r>
+        <w:t xml:space="preserve"> in mode </w:t>
+      </w:r>
+      <w:r>
+        <w:rPr>
+          <w:rStyle w:val="CodeChar"/>
+        </w:rPr>
+        <w:t xml:space="preserve">import</w:t>
+      </w:r>
+      <w:r>
+        <w:t xml:space="preserve"> or </w:t>
+      </w:r>
+      <w:r>
+        <w:rPr>
+          <w:rStyle w:val="CodeChar"/>
+        </w:rPr>
+        <w:t xml:space="preserve">sync</w:t>
+      </w:r>
+      <w:r>
+        <w:t xml:space="preserve"> reads a Figma library through the Figma connector and writes its values into </w:t>
+      </w:r>
+      <w:r>
+        <w:rPr>
+          <w:rStyle w:val="CodeChar"/>
+        </w:rPr>
+        <w:t xml:space="preserve">index.css</w:t>
+      </w:r>
+      <w:r>
+        <w:t xml:space="preserve"> and </w:t>
+      </w:r>
+      <w:r>
+        <w:rPr>
+          <w:rStyle w:val="CodeChar"/>
+        </w:rPr>
+        <w:t xml:space="preserve">DESIGN.md</w:t>
+      </w:r>
+      <w:r>
+        <w:t xml:space="preserve">, asking before it overwrites anything. The connector is set up once. Ask the team to do that for you. To bring a Figma component library and style guide into Claude Design itself, use the Claude Design sheet.</w:t>
+      </w:r>
+    </w:p>
+    <w:p>
+      <w:pPr>
+        <w:pStyle w:val="Heading1"/>
+      </w:pPr>
+      <w:r>
         <w:t xml:space="preserve">If something goes wrong</w:t>
       </w:r>
     </w:p>
@@ -1594,7 +2128,7 @@
         <w:color w:val="5A6B78"/>
         <w:sz w:val="16"/>
       </w:rPr>
-      <w:t>Using the AIX Lab-Atlas skills in Claude Code</w:t>
+      <w:t>Using the AIX Lab-Atlas skills in Claude Code (v2)</w:t>
     </w:r>
     <w:r>
       <w:rPr>
@@ -1688,6 +2222,24 @@
     </w:lvlOverride>
   </w:num>
   <w:num w:numId="5">
+    <w:abstractNumId w:val="1"/>
+    <w:lvlOverride w:ilvl="0">
+      <w:startOverride w:val="1"/>
+    </w:lvlOverride>
+  </w:num>
+  <w:num w:numId="6">
+    <w:abstractNumId w:val="1"/>
+    <w:lvlOverride w:ilvl="0">
+      <w:startOverride w:val="1"/>
+    </w:lvlOverride>
+  </w:num>
+  <w:num w:numId="7">
+    <w:abstractNumId w:val="1"/>
+    <w:lvlOverride w:ilvl="0">
+      <w:startOverride w:val="1"/>
+    </w:lvlOverride>
+  </w:num>
+  <w:num w:numId="8">
     <w:abstractNumId w:val="1"/>
     <w:lvlOverride w:ilvl="0">
       <w:startOverride w:val="1"/>

--- a/onboarding/AIX-Lab-Atlas-Skills-in-Claude-Code.docx
+++ b/onboarding/AIX-Lab-Atlas-Skills-in-Claude-Code.docx
@@ -275,7 +275,16 @@
         <w:t xml:space="preserve">Download ZIP</w:t>
       </w:r>
       <w:r>
-        <w:t xml:space="preserve">. Open the downloaded file to unzip it.</w:t>
+        <w:t xml:space="preserve">. Unzip it: on a Mac double-click the file; on Windows right-click it and choose </w:t>
+      </w:r>
+      <w:r>
+        <w:rPr>
+          <w:b/>
+        </w:rPr>
+        <w:t xml:space="preserve">Extract All</w:t>
+      </w:r>
+      <w:r>
+        <w:t xml:space="preserve">.</w:t>
       </w:r>
     </w:p>
     <w:p>
@@ -350,7 +359,25 @@
         </w:numPr>
       </w:pPr>
       <w:r>
-        <w:t xml:space="preserve">In Finder, press </w:t>
+        <w:t xml:space="preserve">Open your </w:t>
+      </w:r>
+      <w:r>
+        <w:rPr>
+          <w:rStyle w:val="CodeChar"/>
+        </w:rPr>
+        <w:t xml:space="preserve">.claude</w:t>
+      </w:r>
+      <w:r>
+        <w:t xml:space="preserve"> folder. </w:t>
+      </w:r>
+      <w:r>
+        <w:rPr>
+          <w:b/>
+        </w:rPr>
+        <w:t xml:space="preserve">Mac:</w:t>
+      </w:r>
+      <w:r>
+        <w:t xml:space="preserve"> in Finder press </w:t>
       </w:r>
       <w:r>
         <w:rPr>
@@ -366,6 +393,33 @@
           <w:rStyle w:val="CodeChar"/>
         </w:rPr>
         <w:t xml:space="preserve">~/.claude</w:t>
+      </w:r>
+      <w:r>
+        <w:t xml:space="preserve">, and press Enter. </w:t>
+      </w:r>
+      <w:r>
+        <w:rPr>
+          <w:b/>
+        </w:rPr>
+        <w:t xml:space="preserve">Windows:</w:t>
+      </w:r>
+      <w:r>
+        <w:t xml:space="preserve"> press </w:t>
+      </w:r>
+      <w:r>
+        <w:rPr>
+          <w:b/>
+        </w:rPr>
+        <w:t xml:space="preserve">Win+R</w:t>
+      </w:r>
+      <w:r>
+        <w:t xml:space="preserve">, type </w:t>
+      </w:r>
+      <w:r>
+        <w:rPr>
+          <w:rStyle w:val="CodeChar"/>
+        </w:rPr>
+        <w:t xml:space="preserve">%USERPROFILE%\.claude</w:t>
       </w:r>
       <w:r>
         <w:t xml:space="preserve">, and press Enter.</w:t>
@@ -389,7 +443,16 @@
         <w:t xml:space="preserve">skills</w:t>
       </w:r>
       <w:r>
-        <w:t xml:space="preserve">, create one: </w:t>
+        <w:t xml:space="preserve">, create one and name it </w:t>
+      </w:r>
+      <w:r>
+        <w:rPr>
+          <w:rStyle w:val="CodeChar"/>
+        </w:rPr>
+        <w:t xml:space="preserve">skills</w:t>
+      </w:r>
+      <w:r>
+        <w:t xml:space="preserve"> in lowercase (Mac: </w:t>
       </w:r>
       <w:r>
         <w:rPr>
@@ -398,16 +461,16 @@
         <w:t xml:space="preserve">File &gt; New Folder</w:t>
       </w:r>
       <w:r>
-        <w:t xml:space="preserve">, and name it </w:t>
-      </w:r>
-      <w:r>
-        <w:rPr>
-          <w:rStyle w:val="CodeChar"/>
-        </w:rPr>
-        <w:t xml:space="preserve">skills</w:t>
-      </w:r>
-      <w:r>
-        <w:t xml:space="preserve"> in lowercase.</w:t>
+        <w:t xml:space="preserve">. Windows: right-click, </w:t>
+      </w:r>
+      <w:r>
+        <w:rPr>
+          <w:b/>
+        </w:rPr>
+        <w:t xml:space="preserve">New &gt; Folder</w:t>
+      </w:r>
+      <w:r>
+        <w:t xml:space="preserve">).</w:t>
       </w:r>
     </w:p>
     <w:p>
@@ -428,7 +491,7 @@
         <w:t xml:space="preserve">skills</w:t>
       </w:r>
       <w:r>
-        <w:t xml:space="preserve"> folder, press </w:t>
+        <w:t xml:space="preserve"> folder, select all 30 folders (</w:t>
       </w:r>
       <w:r>
         <w:rPr>
@@ -437,7 +500,16 @@
         <w:t xml:space="preserve">Cmd+A</w:t>
       </w:r>
       <w:r>
-        <w:t xml:space="preserve"> to select all 30 folders, and drag them into the </w:t>
+        <w:t xml:space="preserve"> on a Mac, </w:t>
+      </w:r>
+      <w:r>
+        <w:rPr>
+          <w:b/>
+        </w:rPr>
+        <w:t xml:space="preserve">Ctrl+A</w:t>
+      </w:r>
+      <w:r>
+        <w:t xml:space="preserve"> on Windows), and drag them into the </w:t>
       </w:r>
       <w:r>
         <w:rPr>
@@ -446,71 +518,48 @@
         <w:t xml:space="preserve">skills</w:t>
       </w:r>
       <w:r>
-        <w:t xml:space="preserve"> folder you opened in step 3. If Finder asks about folders that already exist, choose </w:t>
-      </w:r>
-      <w:r>
-        <w:rPr>
-          <w:b/>
-        </w:rPr>
-        <w:t xml:space="preserve">Replace</w:t>
+        <w:t xml:space="preserve"> folder from step 3. If you are asked about folders that already exist, choose to replace them.</w:t>
+      </w:r>
+    </w:p>
+    <w:p>
+      <w:pPr>
+        <w:pStyle w:val="CalloutCheck"/>
+      </w:pPr>
+      <w:r>
+        <w:rPr>
+          <w:b/>
+        </w:rPr>
+        <w:t xml:space="preserve">Check: </w:t>
+      </w:r>
+      <w:r>
+        <w:t xml:space="preserve">The </w:t>
+      </w:r>
+      <w:r>
+        <w:rPr>
+          <w:rStyle w:val="CodeChar"/>
+        </w:rPr>
+        <w:t xml:space="preserve">skills</w:t>
+      </w:r>
+      <w:r>
+        <w:t xml:space="preserve"> folder inside </w:t>
+      </w:r>
+      <w:r>
+        <w:rPr>
+          <w:rStyle w:val="CodeChar"/>
+        </w:rPr>
+        <w:t xml:space="preserve">.claude</w:t>
+      </w:r>
+      <w:r>
+        <w:t xml:space="preserve"> holds 30 folders, and each one contains a file called </w:t>
+      </w:r>
+      <w:r>
+        <w:rPr>
+          <w:rStyle w:val="CodeChar"/>
+        </w:rPr>
+        <w:t xml:space="preserve">SKILL.md</w:t>
       </w:r>
       <w:r>
         <w:t xml:space="preserve">.</w:t>
-      </w:r>
-    </w:p>
-    <w:p>
-      <w:pPr>
-        <w:pStyle w:val="CalloutCheck"/>
-      </w:pPr>
-      <w:r>
-        <w:rPr>
-          <w:b/>
-        </w:rPr>
-        <w:t xml:space="preserve">Check: </w:t>
-      </w:r>
-      <w:r>
-        <w:t xml:space="preserve">The </w:t>
-      </w:r>
-      <w:r>
-        <w:rPr>
-          <w:rStyle w:val="CodeChar"/>
-        </w:rPr>
-        <w:t xml:space="preserve">skills</w:t>
-      </w:r>
-      <w:r>
-        <w:t xml:space="preserve"> folder under </w:t>
-      </w:r>
-      <w:r>
-        <w:rPr>
-          <w:rStyle w:val="CodeChar"/>
-        </w:rPr>
-        <w:t xml:space="preserve">.claude</w:t>
-      </w:r>
-      <w:r>
-        <w:t xml:space="preserve"> holds 30 folders, and each one contains a file called </w:t>
-      </w:r>
-      <w:r>
-        <w:rPr>
-          <w:rStyle w:val="CodeChar"/>
-        </w:rPr>
-        <w:t xml:space="preserve">SKILL.md</w:t>
-      </w:r>
-      <w:r>
-        <w:t xml:space="preserve">.</w:t>
-      </w:r>
-    </w:p>
-    <w:p>
-      <w:pPr>
-        <w:pStyle w:val="CalloutNote"/>
-      </w:pPr>
-      <w:r>
-        <w:rPr>
-          <w:b/>
-        </w:rPr>
-        <w:t xml:space="preserve">Note: </w:t>
-      </w:r>
-      <w:r>
-        <w:t xml:space="preserve">On Windows, ask the team for the install steps.</w:t>
       </w:r>
     </w:p>
     <w:p>
@@ -1876,7 +1925,7 @@
         <w:t xml:space="preserve">DESIGN.md</w:t>
       </w:r>
       <w:r>
-        <w:t xml:space="preserve">, asking before it overwrites anything. The connector is set up once. Ask the team to do that for you. To bring a Figma component library and style guide into Claude Design itself, use the Claude Design sheet.</w:t>
+        <w:t xml:space="preserve">, asking before it overwrites anything. The connector is set up once. Ask the AIX-Lab support channel to do that for you. To bring a Figma component library and style guide into Claude Design itself, use the Claude Design sheet.</w:t>
       </w:r>
     </w:p>
     <w:p>
@@ -1984,16 +2033,16 @@
               <w:pStyle w:val="TableText"/>
             </w:pPr>
             <w:r>
-              <w:t xml:space="preserve">Quit Claude completely and reopen it. Check that </w:t>
-            </w:r>
-            <w:r>
-              <w:rPr>
-                <w:rStyle w:val="CodeChar"/>
-              </w:rPr>
-              <w:t xml:space="preserve">~/.claude/skills</w:t>
-            </w:r>
-            <w:r>
-              <w:t xml:space="preserve"> holds 30 folders.</w:t>
+              <w:t xml:space="preserve">Quit Claude completely and reopen it. Check that your </w:t>
+            </w:r>
+            <w:r>
+              <w:rPr>
+                <w:rStyle w:val="CodeChar"/>
+              </w:rPr>
+              <w:t xml:space="preserve">.claude/skills</w:t>
+            </w:r>
+            <w:r>
+              <w:t xml:space="preserve"> folder holds 30 folders.</w:t>
             </w:r>
           </w:p>
         </w:tc>

--- a/onboarding/AIX-Lab-Atlas-Skills-in-Claude-Code.docx
+++ b/onboarding/AIX-Lab-Atlas-Skills-in-Claude-Code.docx
@@ -178,7 +178,7 @@
     </w:p>
     <w:p>
       <w:r>
-        <w:t xml:space="preserve">The repository holds 30 skills. Each skill is a folder with a </w:t>
+        <w:t xml:space="preserve">The repository holds 30 skills, each a folder with a </w:t>
       </w:r>
       <w:r>
         <w:rPr>
@@ -187,34 +187,7 @@
         <w:t xml:space="preserve">SKILL.md</w:t>
       </w:r>
       <w:r>
-        <w:t xml:space="preserve"> file of instructions, for example </w:t>
-      </w:r>
-      <w:r>
-        <w:rPr>
-          <w:rStyle w:val="CodeChar"/>
-        </w:rPr>
-        <w:t xml:space="preserve">audit</w:t>
-      </w:r>
-      <w:r>
-        <w:t xml:space="preserve">, </w:t>
-      </w:r>
-      <w:r>
-        <w:rPr>
-          <w:rStyle w:val="CodeChar"/>
-        </w:rPr>
-        <w:t xml:space="preserve">brief</w:t>
-      </w:r>
-      <w:r>
-        <w:t xml:space="preserve"> and </w:t>
-      </w:r>
-      <w:r>
-        <w:rPr>
-          <w:rStyle w:val="CodeChar"/>
-        </w:rPr>
-        <w:t xml:space="preserve">persona</w:t>
-      </w:r>
-      <w:r>
-        <w:t xml:space="preserve">. You copy those folders to one place on your computer. After that, Claude Code can run any skill by name, in any project.</w:t>
+        <w:t xml:space="preserve"> file. You copy those folders to one place on your computer, and Claude Code then runs any skill by name.</w:t>
       </w:r>
     </w:p>
     <w:p>
@@ -1216,7 +1189,7 @@
         <w:rPr>
           <w:b/>
         </w:rPr>
-        <w:t xml:space="preserve">Audit modes.</w:t>
+        <w:t xml:space="preserve">Audit modes:</w:t>
       </w:r>
       <w:r>
         <w:t xml:space="preserve"> </w:t>
@@ -1228,7 +1201,7 @@
         <w:t xml:space="preserve">craft</w:t>
       </w:r>
       <w:r>
-        <w:t xml:space="preserve"> scores five dimensions 0 to 4 and ranks a task list P0 to P3. </w:t>
+        <w:t xml:space="preserve">, </w:t>
       </w:r>
       <w:r>
         <w:rPr>
@@ -1237,7 +1210,7 @@
         <w:t xml:space="preserve">heuristic</w:t>
       </w:r>
       <w:r>
-        <w:t xml:space="preserve"> is a 12-point usability pass for when the audit has to stand as evidence. </w:t>
+        <w:t xml:space="preserve">, </w:t>
       </w:r>
       <w:r>
         <w:rPr>
@@ -1246,7 +1219,7 @@
         <w:t xml:space="preserve">a11y</w:t>
       </w:r>
       <w:r>
-        <w:t xml:space="preserve"> checks WCAG 2.1 and 2.2 AA. </w:t>
+        <w:t xml:space="preserve">, </w:t>
       </w:r>
       <w:r>
         <w:rPr>
@@ -1255,7 +1228,7 @@
         <w:t xml:space="preserve">code</w:t>
       </w:r>
       <w:r>
-        <w:t xml:space="preserve"> checks token use and structure. </w:t>
+        <w:t xml:space="preserve">, </w:t>
       </w:r>
       <w:r>
         <w:rPr>
@@ -1264,7 +1237,7 @@
         <w:t xml:space="preserve">spec</w:t>
       </w:r>
       <w:r>
-        <w:t xml:space="preserve"> checks the build against the approved design. Audit only finds problems; run </w:t>
+        <w:t xml:space="preserve">. Audit only finds problems; run </w:t>
       </w:r>
       <w:r>
         <w:rPr>
@@ -1273,7 +1246,7 @@
         <w:t xml:space="preserve">/refine</w:t>
       </w:r>
       <w:r>
-        <w:t xml:space="preserve"> to fix them. Never average craft and heuristic scores.</w:t>
+        <w:t xml:space="preserve"> to fix them.</w:t>
       </w:r>
     </w:p>
     <w:p>
@@ -1299,7 +1272,7 @@
         <w:t xml:space="preserve">Plan first.</w:t>
       </w:r>
       <w:r>
-        <w:t xml:space="preserve"> Turn on plan mode (the mode selector near the prompt box, or Shift+Tab). Claude shows a plan and waits for your yes before it changes anything.</w:t>
+        <w:t xml:space="preserve"> Turn on plan mode (the mode selector near the prompt box, or Shift+Tab). Claude shows a plan and waits for your yes.</w:t>
       </w:r>
     </w:p>
     <w:p>
@@ -1317,7 +1290,7 @@
         <w:t xml:space="preserve">No invented evidence.</w:t>
       </w:r>
       <w:r>
-        <w:t xml:space="preserve"> No made-up people, quotes, numbers or competitors. If something is missing, it goes on a line in </w:t>
+        <w:t xml:space="preserve"> No made-up people, quotes, numbers or competitors. Missing facts go in </w:t>
       </w:r>
       <w:r>
         <w:rPr>
@@ -1326,7 +1299,7 @@
         <w:t xml:space="preserve">UNKNOWNS.md</w:t>
       </w:r>
       <w:r>
-        <w:t xml:space="preserve"> and Claude asks you. A guess must be labelled as a guess.</w:t>
+        <w:t xml:space="preserve">. Label a guess as a guess and name the source of every finding.</w:t>
       </w:r>
     </w:p>
     <w:p>
@@ -1341,51 +1314,15 @@
         <w:rPr>
           <w:b/>
         </w:rPr>
-        <w:t xml:space="preserve">Name the source</w:t>
-      </w:r>
-      <w:r>
-        <w:t xml:space="preserve"> of every finding: the file, the screen, or your words.</w:t>
-      </w:r>
-    </w:p>
-    <w:p>
-      <w:pPr>
-        <w:pStyle w:val="ListParagraph"/>
-        <w:numPr>
-          <w:ilvl w:val="0"/>
-          <w:numId w:val="1"/>
-        </w:numPr>
-      </w:pPr>
-      <w:r>
-        <w:rPr>
-          <w:b/>
-        </w:rPr>
         <w:t xml:space="preserve">Stay in scope.</w:t>
       </w:r>
       <w:r>
-        <w:t xml:space="preserve"> Practise in a folder of your own with an invented idea, never client material. Never paste passwords, keys or tokens into a chat. Keep Claude on its default, which asks before editing.</w:t>
-      </w:r>
-    </w:p>
-    <w:p>
-      <w:pPr>
-        <w:pStyle w:val="ListParagraph"/>
-        <w:numPr>
-          <w:ilvl w:val="0"/>
-          <w:numId w:val="1"/>
-        </w:numPr>
-      </w:pPr>
-      <w:r>
-        <w:rPr>
-          <w:b/>
-        </w:rPr>
-        <w:t xml:space="preserve">Never claim what did not happen.</w:t>
-      </w:r>
-      <w:r>
-        <w:t xml:space="preserve"> A skill must not say it wrote a file or ran a command when it did not.</w:t>
-      </w:r>
-    </w:p>
-    <w:p>
-      <w:r>
-        <w:t xml:space="preserve">Paste this before a skill run to enforce them:</w:t>
+        <w:t xml:space="preserve"> Practise on an invented idea in a folder of your own, never client material. Never paste passwords, keys or tokens into a chat.</w:t>
+      </w:r>
+    </w:p>
+    <w:p>
+      <w:r>
+        <w:t xml:space="preserve">To enforce these, paste before a skill run:</w:t>
       </w:r>
     </w:p>
     <w:p>
@@ -1435,16 +1372,13 @@
     </w:p>
     <w:p>
       <w:r>
-        <w:t xml:space="preserve">Three jobs come up again and again: connect a design system that already lives in Git, create a new one with foundations only, and (in Claude Design) bring in a component library and style guide from Figma. </w:t>
-      </w:r>
-      <w:r>
         <w:rPr>
           <w:b/>
         </w:rPr>
         <w:t xml:space="preserve">Foundations</w:t>
       </w:r>
       <w:r>
-        <w:t xml:space="preserve"> means the base tokens: colour, typography, spacing, radius and shadow, in light and dark. It does not include components.</w:t>
+        <w:t xml:space="preserve"> means colour, type, spacing, radius and shadow in light and dark, with no components.</w:t>
       </w:r>
     </w:p>
     <w:p>
@@ -1453,19 +1387,6 @@
       </w:pPr>
       <w:r>
         <w:t xml:space="preserve">1. Connect a design system from Git</w:t>
-      </w:r>
-    </w:p>
-    <w:p>
-      <w:r>
-        <w:t xml:space="preserve">Pick the case that matches your repository.</w:t>
-      </w:r>
-    </w:p>
-    <w:p>
-      <w:r>
-        <w:rPr>
-          <w:b/>
-        </w:rPr>
-        <w:t xml:space="preserve">Case A: it is a React component library and you want Claude Design to use it.</w:t>
       </w:r>
     </w:p>
     <w:p>
@@ -1477,7 +1398,7 @@
         </w:numPr>
       </w:pPr>
       <w:r>
-        <w:t xml:space="preserve">Download the repository as a ZIP (green </w:t>
+        <w:t xml:space="preserve">Unzip the repository and choose its folder in the </w:t>
       </w:r>
       <w:r>
         <w:rPr>
@@ -1486,49 +1407,7 @@
         <w:t xml:space="preserve">Code</w:t>
       </w:r>
       <w:r>
-        <w:t xml:space="preserve"> button, then </w:t>
-      </w:r>
-      <w:r>
-        <w:rPr>
-          <w:b/>
-        </w:rPr>
-        <w:t xml:space="preserve">Download ZIP</w:t>
-      </w:r>
-      <w:r>
-        <w:t xml:space="preserve">) and unzip it. For a private repository, sign in with an invited account first.</w:t>
-      </w:r>
-    </w:p>
-    <w:p>
-      <w:pPr>
-        <w:pStyle w:val="ListParagraph"/>
-        <w:numPr>
-          <w:ilvl w:val="0"/>
-          <w:numId w:val="6"/>
-        </w:numPr>
-      </w:pPr>
-      <w:r>
-        <w:t xml:space="preserve">Open the Claude desktop app, open the </w:t>
-      </w:r>
-      <w:r>
-        <w:rPr>
-          <w:b/>
-        </w:rPr>
-        <w:t xml:space="preserve">Code</w:t>
-      </w:r>
-      <w:r>
-        <w:t xml:space="preserve"> tab, and choose the unzipped folder as the working folder.</w:t>
-      </w:r>
-    </w:p>
-    <w:p>
-      <w:pPr>
-        <w:pStyle w:val="ListParagraph"/>
-        <w:numPr>
-          <w:ilvl w:val="0"/>
-          <w:numId w:val="6"/>
-        </w:numPr>
-      </w:pPr>
-      <w:r>
-        <w:t xml:space="preserve">Type </w:t>
+        <w:t xml:space="preserve"> tab. For a React component library, type </w:t>
       </w:r>
       <w:r>
         <w:rPr>
@@ -1537,19 +1416,7 @@
         <w:t xml:space="preserve">/design-sync</w:t>
       </w:r>
       <w:r>
-        <w:t xml:space="preserve"> and press Enter. Follow the prompts. On a large library it can take a long time and may ask you to confirm the cost. Only confirm if you accept it.</w:t>
-      </w:r>
-    </w:p>
-    <w:p>
-      <w:pPr>
-        <w:pStyle w:val="ListParagraph"/>
-        <w:numPr>
-          <w:ilvl w:val="0"/>
-          <w:numId w:val="6"/>
-        </w:numPr>
-      </w:pPr>
-      <w:r>
-        <w:t xml:space="preserve">Open </w:t>
+        <w:t xml:space="preserve"> and follow the prompts. A large library can take a long time and may ask you to confirm the cost. Then open </w:t>
       </w:r>
       <w:hyperlink r:id="rIdL3" w:history="1">
         <w:r>
@@ -1560,7 +1427,7 @@
         </w:r>
       </w:hyperlink>
       <w:r>
-        <w:t xml:space="preserve">, go to </w:t>
+        <w:t xml:space="preserve">, check the system under </w:t>
       </w:r>
       <w:r>
         <w:rPr>
@@ -1569,7 +1436,7 @@
         <w:t xml:space="preserve">Settings &gt; Design systems</w:t>
       </w:r>
       <w:r>
-        <w:t xml:space="preserve">, and check the new system is listed. Turn on </w:t>
+        <w:t xml:space="preserve">, and turn on </w:t>
       </w:r>
       <w:r>
         <w:rPr>
@@ -1578,47 +1445,63 @@
         <w:t xml:space="preserve">Published</w:t>
       </w:r>
       <w:r>
-        <w:t xml:space="preserve"> so new projects use it.</w:t>
-      </w:r>
-    </w:p>
-    <w:p>
-      <w:pPr>
-        <w:pStyle w:val="CalloutCheck"/>
-      </w:pPr>
-      <w:r>
-        <w:rPr>
-          <w:b/>
-        </w:rPr>
-        <w:t xml:space="preserve">Check: </w:t>
-      </w:r>
-      <w:r>
-        <w:t xml:space="preserve">The system appears under </w:t>
-      </w:r>
-      <w:r>
-        <w:rPr>
-          <w:b/>
-        </w:rPr>
-        <w:t xml:space="preserve">Settings &gt; Design systems</w:t>
-      </w:r>
-      <w:r>
-        <w:t xml:space="preserve">. </w:t>
-      </w:r>
-      <w:r>
-        <w:rPr>
-          <w:rStyle w:val="CodeChar"/>
-        </w:rPr>
-        <w:t xml:space="preserve">/design-sync</w:t>
-      </w:r>
-      <w:r>
-        <w:t xml:space="preserve"> works with React libraries. For other code, use the Claude Design route in the Claude Design sheet.</w:t>
-      </w:r>
-    </w:p>
-    <w:p>
-      <w:r>
-        <w:rPr>
-          <w:b/>
-        </w:rPr>
-        <w:t xml:space="preserve">Case B: you want the tokens documented in this suite, whatever the code is.</w:t>
+        <w:t xml:space="preserve">.</w:t>
+      </w:r>
+    </w:p>
+    <w:p>
+      <w:pPr>
+        <w:pStyle w:val="ListParagraph"/>
+        <w:numPr>
+          <w:ilvl w:val="0"/>
+          <w:numId w:val="6"/>
+        </w:numPr>
+      </w:pPr>
+      <w:r>
+        <w:t xml:space="preserve">For any other code, type </w:t>
+      </w:r>
+      <w:r>
+        <w:rPr>
+          <w:rStyle w:val="CodeChar"/>
+        </w:rPr>
+        <w:t xml:space="preserve">/styleguide</w:t>
+      </w:r>
+      <w:r>
+        <w:t xml:space="preserve"> and send: </w:t>
+      </w:r>
+      <w:r>
+        <w:rPr>
+          <w:rStyle w:val="CodeChar"/>
+        </w:rPr>
+        <w:t xml:space="preserve">Audit and document the design tokens in this project. Do not change any value.</w:t>
+      </w:r>
+      <w:r>
+        <w:t xml:space="preserve"> Read the </w:t>
+      </w:r>
+      <w:r>
+        <w:rPr>
+          <w:rStyle w:val="CodeChar"/>
+        </w:rPr>
+        <w:t xml:space="preserve">DESIGN.md</w:t>
+      </w:r>
+      <w:r>
+        <w:t xml:space="preserve"> it writes. Anything unclear goes on a line in </w:t>
+      </w:r>
+      <w:r>
+        <w:rPr>
+          <w:rStyle w:val="CodeChar"/>
+        </w:rPr>
+        <w:t xml:space="preserve">UNKNOWNS.md</w:t>
+      </w:r>
+      <w:r>
+        <w:t xml:space="preserve">.</w:t>
+      </w:r>
+    </w:p>
+    <w:p>
+      <w:pPr>
+        <w:pStyle w:val="Heading2"/>
+      </w:pPr>
+      <w:r>
+        <w:t xml:space="preserve">2. Create a design system (foundations only)</w:t>
       </w:r>
     </w:p>
     <w:p>
@@ -1630,16 +1513,34 @@
         </w:numPr>
       </w:pPr>
       <w:r>
-        <w:t xml:space="preserve">Unzip the repository and choose its folder in the </w:t>
-      </w:r>
-      <w:r>
-        <w:rPr>
-          <w:b/>
-        </w:rPr>
-        <w:t xml:space="preserve">Code</w:t>
-      </w:r>
-      <w:r>
-        <w:t xml:space="preserve"> tab, as above.</w:t>
+        <w:t xml:space="preserve">Type </w:t>
+      </w:r>
+      <w:r>
+        <w:rPr>
+          <w:rStyle w:val="CodeChar"/>
+        </w:rPr>
+        <w:t xml:space="preserve">/styleguide</w:t>
+      </w:r>
+      <w:r>
+        <w:t xml:space="preserve"> and send: </w:t>
+      </w:r>
+      <w:r>
+        <w:rPr>
+          <w:rStyle w:val="CodeChar"/>
+        </w:rPr>
+        <w:t xml:space="preserve">Foundations only: colour, typography, spacing, radius and shadow, light and dark. No components.</w:t>
+      </w:r>
+      <w:r>
+        <w:t xml:space="preserve"> Add </w:t>
+      </w:r>
+      <w:r>
+        <w:rPr>
+          <w:rStyle w:val="CodeChar"/>
+        </w:rPr>
+        <w:t xml:space="preserve">Use forge mode.</w:t>
+      </w:r>
+      <w:r>
+        <w:t xml:space="preserve"> for a real brand, and give it your sources: a website, a brand guide, or hex codes. If two sources disagree it asks which wins.</w:t>
       </w:r>
     </w:p>
     <w:p>
@@ -1651,34 +1552,16 @@
         </w:numPr>
       </w:pPr>
       <w:r>
-        <w:t xml:space="preserve">Type </w:t>
-      </w:r>
-      <w:r>
-        <w:rPr>
-          <w:rStyle w:val="CodeChar"/>
-        </w:rPr>
-        <w:t xml:space="preserve">/styleguide</w:t>
-      </w:r>
-      <w:r>
-        <w:t xml:space="preserve"> and send: </w:t>
-      </w:r>
-      <w:r>
-        <w:rPr>
-          <w:rStyle w:val="CodeChar"/>
-        </w:rPr>
-        <w:t xml:space="preserve">Audit and document the design tokens in this project. Do not change any value.</w:t>
-      </w:r>
-    </w:p>
-    <w:p>
-      <w:pPr>
-        <w:pStyle w:val="ListParagraph"/>
-        <w:numPr>
-          <w:ilvl w:val="0"/>
-          <w:numId w:val="7"/>
-        </w:numPr>
-      </w:pPr>
-      <w:r>
-        <w:t xml:space="preserve">Read the </w:t>
+        <w:t xml:space="preserve">It writes </w:t>
+      </w:r>
+      <w:r>
+        <w:rPr>
+          <w:rStyle w:val="CodeChar"/>
+        </w:rPr>
+        <w:t xml:space="preserve">src/index.css</w:t>
+      </w:r>
+      <w:r>
+        <w:t xml:space="preserve">, the Tailwind mapping and </w:t>
       </w:r>
       <w:r>
         <w:rPr>
@@ -1687,16 +1570,7 @@
         <w:t xml:space="preserve">DESIGN.md</w:t>
       </w:r>
       <w:r>
-        <w:t xml:space="preserve"> it writes. Anything it could not work out from the code goes on a line in </w:t>
-      </w:r>
-      <w:r>
-        <w:rPr>
-          <w:rStyle w:val="CodeChar"/>
-        </w:rPr>
-        <w:t xml:space="preserve">UNKNOWNS.md</w:t>
-      </w:r>
-      <w:r>
-        <w:t xml:space="preserve"> and Claude asks you.</w:t>
+        <w:t xml:space="preserve">. With no project yet, it returns the text for you to save as files.</w:t>
       </w:r>
     </w:p>
     <w:p>
@@ -1710,178 +1584,26 @@
         <w:t xml:space="preserve">Check: </w:t>
       </w:r>
       <w:r>
+        <w:t xml:space="preserve">No hard-coded colours outside </w:t>
+      </w:r>
+      <w:r>
+        <w:rPr>
+          <w:rStyle w:val="CodeChar"/>
+        </w:rPr>
+        <w:t xml:space="preserve">index.css</w:t>
+      </w:r>
+      <w:r>
+        <w:t xml:space="preserve">, and </w:t>
+      </w:r>
+      <w:r>
         <w:rPr>
           <w:rStyle w:val="CodeChar"/>
         </w:rPr>
         <w:t xml:space="preserve">DESIGN.md</w:t>
       </w:r>
       <w:r>
-        <w:t xml:space="preserve"> exists, and every value in it points to a file in the repository. Nothing was changed.</w:t>
-      </w:r>
-    </w:p>
-    <w:p>
-      <w:pPr>
-        <w:pStyle w:val="Heading2"/>
-      </w:pPr>
-      <w:r>
-        <w:t xml:space="preserve">2. Create a design system (foundations only)</w:t>
-      </w:r>
-    </w:p>
-    <w:p>
-      <w:pPr>
-        <w:pStyle w:val="ListParagraph"/>
-        <w:numPr>
-          <w:ilvl w:val="0"/>
-          <w:numId w:val="8"/>
-        </w:numPr>
-      </w:pPr>
-      <w:r>
-        <w:t xml:space="preserve">Decide: do you have a real brand? If not, </w:t>
-      </w:r>
-      <w:r>
-        <w:rPr>
-          <w:rStyle w:val="CodeChar"/>
-        </w:rPr>
-        <w:t xml:space="preserve">/styleguide</w:t>
-      </w:r>
-      <w:r>
-        <w:t xml:space="preserve"> builds a placeholder palette, labelled as placeholder. If yes, give it your sources: a live website, a brand guide (PDF, Figma or document) or hex codes you type in.</w:t>
-      </w:r>
-    </w:p>
-    <w:p>
-      <w:pPr>
-        <w:pStyle w:val="ListParagraph"/>
-        <w:numPr>
-          <w:ilvl w:val="0"/>
-          <w:numId w:val="8"/>
-        </w:numPr>
-      </w:pPr>
-      <w:r>
-        <w:t xml:space="preserve">In the </w:t>
-      </w:r>
-      <w:r>
-        <w:rPr>
-          <w:b/>
-        </w:rPr>
-        <w:t xml:space="preserve">Code</w:t>
-      </w:r>
-      <w:r>
-        <w:t xml:space="preserve"> tab, type </w:t>
-      </w:r>
-      <w:r>
-        <w:rPr>
-          <w:rStyle w:val="CodeChar"/>
-        </w:rPr>
-        <w:t xml:space="preserve">/styleguide</w:t>
-      </w:r>
-      <w:r>
-        <w:t xml:space="preserve"> and send: </w:t>
-      </w:r>
-      <w:r>
-        <w:rPr>
-          <w:rStyle w:val="CodeChar"/>
-        </w:rPr>
-        <w:t xml:space="preserve">Foundations only: colour, typography, spacing, radius and shadow, light and dark. No components.</w:t>
-      </w:r>
-      <w:r>
-        <w:t xml:space="preserve"> For a real brand add: </w:t>
-      </w:r>
-      <w:r>
-        <w:rPr>
-          <w:rStyle w:val="CodeChar"/>
-        </w:rPr>
-        <w:t xml:space="preserve">Use forge mode.</w:t>
-      </w:r>
-    </w:p>
-    <w:p>
-      <w:pPr>
-        <w:pStyle w:val="ListParagraph"/>
-        <w:numPr>
-          <w:ilvl w:val="0"/>
-          <w:numId w:val="8"/>
-        </w:numPr>
-      </w:pPr>
-      <w:r>
-        <w:t xml:space="preserve">Answer its questions. If two sources disagree, for example the guide says one blue and the website shows another, it asks which wins. Tints it works out itself are labelled "computed, not brand-verified".</w:t>
-      </w:r>
-    </w:p>
-    <w:p>
-      <w:pPr>
-        <w:pStyle w:val="ListParagraph"/>
-        <w:numPr>
-          <w:ilvl w:val="0"/>
-          <w:numId w:val="8"/>
-        </w:numPr>
-      </w:pPr>
-      <w:r>
-        <w:t xml:space="preserve">It writes </w:t>
-      </w:r>
-      <w:r>
-        <w:rPr>
-          <w:rStyle w:val="CodeChar"/>
-        </w:rPr>
-        <w:t xml:space="preserve">src/index.css</w:t>
-      </w:r>
-      <w:r>
-        <w:t xml:space="preserve"> (the raw brand palette plus the semantic roles, light and dark), the Tailwind mapping and </w:t>
-      </w:r>
-      <w:r>
-        <w:rPr>
-          <w:rStyle w:val="CodeChar"/>
-        </w:rPr>
-        <w:t xml:space="preserve">DESIGN.md</w:t>
-      </w:r>
-      <w:r>
-        <w:t xml:space="preserve">. With no project yet, tell it so. It then returns the token block and the </w:t>
-      </w:r>
-      <w:r>
-        <w:rPr>
-          <w:rStyle w:val="CodeChar"/>
-        </w:rPr>
-        <w:t xml:space="preserve">DESIGN.md</w:t>
-      </w:r>
-      <w:r>
-        <w:t xml:space="preserve"> text in the conversation, and you save them as files.</w:t>
-      </w:r>
-    </w:p>
-    <w:p>
-      <w:pPr>
-        <w:pStyle w:val="CalloutCheck"/>
-      </w:pPr>
-      <w:r>
-        <w:rPr>
-          <w:b/>
-        </w:rPr>
-        <w:t xml:space="preserve">Check: </w:t>
-      </w:r>
-      <w:r>
-        <w:rPr>
-          <w:rStyle w:val="CodeChar"/>
-        </w:rPr>
-        <w:t xml:space="preserve">index.css</w:t>
-      </w:r>
-      <w:r>
-        <w:t xml:space="preserve"> has one variable for every role in the skill's role list, in light and dark, and a search for hard-coded colours outside </w:t>
-      </w:r>
-      <w:r>
-        <w:rPr>
-          <w:rStyle w:val="CodeChar"/>
-        </w:rPr>
-        <w:t xml:space="preserve">index.css</w:t>
-      </w:r>
-      <w:r>
-        <w:t xml:space="preserve"> finds none.</w:t>
-      </w:r>
-    </w:p>
-    <w:p>
-      <w:pPr>
-        <w:pStyle w:val="Heading2"/>
-      </w:pPr>
-      <w:r>
-        <w:t xml:space="preserve">3. Figma library to tokens</w:t>
-      </w:r>
-    </w:p>
-    <w:p>
+        <w:t xml:space="preserve"> exists. To pull a Figma library into tokens, use </w:t>
+      </w:r>
       <w:r>
         <w:rPr>
           <w:rStyle w:val="CodeChar"/>
@@ -1889,43 +1611,7 @@
         <w:t xml:space="preserve">/figma</w:t>
       </w:r>
       <w:r>
-        <w:t xml:space="preserve"> in mode </w:t>
-      </w:r>
-      <w:r>
-        <w:rPr>
-          <w:rStyle w:val="CodeChar"/>
-        </w:rPr>
-        <w:t xml:space="preserve">import</w:t>
-      </w:r>
-      <w:r>
-        <w:t xml:space="preserve"> or </w:t>
-      </w:r>
-      <w:r>
-        <w:rPr>
-          <w:rStyle w:val="CodeChar"/>
-        </w:rPr>
-        <w:t xml:space="preserve">sync</w:t>
-      </w:r>
-      <w:r>
-        <w:t xml:space="preserve"> reads a Figma library through the Figma connector and writes its values into </w:t>
-      </w:r>
-      <w:r>
-        <w:rPr>
-          <w:rStyle w:val="CodeChar"/>
-        </w:rPr>
-        <w:t xml:space="preserve">index.css</w:t>
-      </w:r>
-      <w:r>
-        <w:t xml:space="preserve"> and </w:t>
-      </w:r>
-      <w:r>
-        <w:rPr>
-          <w:rStyle w:val="CodeChar"/>
-        </w:rPr>
-        <w:t xml:space="preserve">DESIGN.md</w:t>
-      </w:r>
-      <w:r>
-        <w:t xml:space="preserve">, asking before it overwrites anything. The connector is set up once. Ask the AIX-Lab support channel to do that for you. To bring a Figma component library and style guide into Claude Design itself, use the Claude Design sheet.</w:t>
+        <w:t xml:space="preserve"> with the connector the AIX-Lab support channel sets up once.</w:t>
       </w:r>
     </w:p>
     <w:p>
@@ -2097,7 +1783,7 @@
               <w:pStyle w:val="TableText"/>
             </w:pPr>
             <w:r>
-              <w:t xml:space="preserve">A skill writes before showing a plan</w:t>
+              <w:t xml:space="preserve">Anything else, or a skill writes before showing a plan</w:t>
             </w:r>
           </w:p>
         </w:tc>
@@ -2110,38 +1796,7 @@
               <w:pStyle w:val="TableText"/>
             </w:pPr>
             <w:r>
-              <w:t xml:space="preserve">Type: stop, show me your plan first.</w:t>
-            </w:r>
-          </w:p>
-        </w:tc>
-      </w:tr>
-      <w:tr>
-        <w:trPr>
-          <w:cantSplit/>
-        </w:trPr>
-        <w:tc>
-          <w:tcPr>
-            <w:tcW w:w="3830" w:type="dxa"/>
-          </w:tcPr>
-          <w:p>
-            <w:pPr>
-              <w:pStyle w:val="TableText"/>
-            </w:pPr>
-            <w:r>
-              <w:t xml:space="preserve">A skill says it cannot write a file or run a command</w:t>
-            </w:r>
-          </w:p>
-        </w:tc>
-        <w:tc>
-          <w:tcPr>
-            <w:tcW w:w="6250" w:type="dxa"/>
-          </w:tcPr>
-          <w:p>
-            <w:pPr>
-              <w:pStyle w:val="TableText"/>
-            </w:pPr>
-            <w:r>
-              <w:t xml:space="preserve">Take the output it returns in the conversation. Skills that build a prototype need a shell and may say so.</w:t>
+              <w:t xml:space="preserve">Type: stop, show me your plan first. Then call the AIX-Lab support channel.</w:t>
             </w:r>
           </w:p>
         </w:tc>
@@ -2283,12 +1938,6 @@
     </w:lvlOverride>
   </w:num>
   <w:num w:numId="7">
-    <w:abstractNumId w:val="1"/>
-    <w:lvlOverride w:ilvl="0">
-      <w:startOverride w:val="1"/>
-    </w:lvlOverride>
-  </w:num>
-  <w:num w:numId="8">
     <w:abstractNumId w:val="1"/>
     <w:lvlOverride w:ilvl="0">
       <w:startOverride w:val="1"/>

--- a/onboarding/AIX-Lab-Atlas-Skills-in-Claude-Code.docx
+++ b/onboarding/AIX-Lab-Atlas-Skills-in-Claude-Code.docx
@@ -64,7 +64,7 @@
               <w:pStyle w:val="TableText"/>
             </w:pPr>
             <w:r>
-              <w:t xml:space="preserve">2</w:t>
+              <w:t xml:space="preserve">3</w:t>
             </w:r>
           </w:p>
         </w:tc>
@@ -95,7 +95,7 @@
               <w:pStyle w:val="TableText"/>
             </w:pPr>
             <w:r>
-              <w:t xml:space="preserve">Designers using Claude Code in the Claude desktop app. No terminal needed. Setup takes about 10 minutes, once.</w:t>
+              <w:t xml:space="preserve">Designers using Claude Code in the Claude desktop app. No terminal needed. Setup takes about 5 minutes, once.</w:t>
             </w:r>
           </w:p>
         </w:tc>
@@ -178,16 +178,25 @@
     </w:p>
     <w:p>
       <w:r>
-        <w:t xml:space="preserve">The repository holds 30 skills, each a folder with a </w:t>
-      </w:r>
-      <w:r>
-        <w:rPr>
-          <w:rStyle w:val="CodeChar"/>
-        </w:rPr>
-        <w:t xml:space="preserve">SKILL.md</w:t>
-      </w:r>
-      <w:r>
-        <w:t xml:space="preserve"> file. You copy those folders to one place on your computer, and Claude Code then runs any skill by name.</w:t>
+        <w:t xml:space="preserve">AIX Lab-Atlas installs as one Claude Code plugin with all 30 skills. After the install, every skill runs with the plugin name in front, for example </w:t>
+      </w:r>
+      <w:r>
+        <w:rPr>
+          <w:rStyle w:val="CodeChar"/>
+        </w:rPr>
+        <w:t xml:space="preserve">/aix-lab-atlas:audit</w:t>
+      </w:r>
+      <w:r>
+        <w:t xml:space="preserve"> or </w:t>
+      </w:r>
+      <w:r>
+        <w:rPr>
+          <w:rStyle w:val="CodeChar"/>
+        </w:rPr>
+        <w:t xml:space="preserve">/aix-lab-atlas:brief</w:t>
+      </w:r>
+      <w:r>
+        <w:t xml:space="preserve">. There is nothing else to download.</w:t>
       </w:r>
     </w:p>
     <w:p>
@@ -195,7 +204,7 @@
         <w:pStyle w:val="Heading1"/>
       </w:pPr>
       <w:r>
-        <w:t xml:space="preserve">Step 1. Get the files</w:t>
+        <w:t xml:space="preserve">Step 1. Install in one go</w:t>
       </w:r>
     </w:p>
     <w:p>
@@ -207,102 +216,9 @@
         </w:numPr>
       </w:pPr>
       <w:r>
-        <w:t xml:space="preserve">Open </w:t>
+        <w:t xml:space="preserve">Open the Claude desktop app (</w:t>
       </w:r>
       <w:hyperlink r:id="rIdL1" w:history="1">
-        <w:r>
-          <w:rPr>
-            <w:rStyle w:val="Hyperlink"/>
-          </w:rPr>
-          <w:t xml:space="preserve">https://github.com/RPalis/AIXLab-Atlas</w:t>
-        </w:r>
-      </w:hyperlink>
-      <w:r>
-        <w:t xml:space="preserve"> and sign in to GitHub with the account that was invited.</w:t>
-      </w:r>
-    </w:p>
-    <w:p>
-      <w:pPr>
-        <w:pStyle w:val="ListParagraph"/>
-        <w:numPr>
-          <w:ilvl w:val="0"/>
-          <w:numId w:val="3"/>
-        </w:numPr>
-      </w:pPr>
-      <w:r>
-        <w:t xml:space="preserve">Click the green </w:t>
-      </w:r>
-      <w:r>
-        <w:rPr>
-          <w:b/>
-        </w:rPr>
-        <w:t xml:space="preserve">Code</w:t>
-      </w:r>
-      <w:r>
-        <w:t xml:space="preserve"> button, then </w:t>
-      </w:r>
-      <w:r>
-        <w:rPr>
-          <w:b/>
-        </w:rPr>
-        <w:t xml:space="preserve">Download ZIP</w:t>
-      </w:r>
-      <w:r>
-        <w:t xml:space="preserve">. Unzip it: on a Mac double-click the file; on Windows right-click it and choose </w:t>
-      </w:r>
-      <w:r>
-        <w:rPr>
-          <w:b/>
-        </w:rPr>
-        <w:t xml:space="preserve">Extract All</w:t>
-      </w:r>
-      <w:r>
-        <w:t xml:space="preserve">.</w:t>
-      </w:r>
-    </w:p>
-    <w:p>
-      <w:pPr>
-        <w:pStyle w:val="CalloutCheck"/>
-      </w:pPr>
-      <w:r>
-        <w:rPr>
-          <w:b/>
-        </w:rPr>
-        <w:t xml:space="preserve">Check: </w:t>
-      </w:r>
-      <w:r>
-        <w:t xml:space="preserve">The unzipped folder contains a folder called </w:t>
-      </w:r>
-      <w:r>
-        <w:rPr>
-          <w:rStyle w:val="CodeChar"/>
-        </w:rPr>
-        <w:t xml:space="preserve">skills</w:t>
-      </w:r>
-      <w:r>
-        <w:t xml:space="preserve">.</w:t>
-      </w:r>
-    </w:p>
-    <w:p>
-      <w:pPr>
-        <w:pStyle w:val="Heading1"/>
-      </w:pPr>
-      <w:r>
-        <w:t xml:space="preserve">Step 2. Copy the skills</w:t>
-      </w:r>
-    </w:p>
-    <w:p>
-      <w:pPr>
-        <w:pStyle w:val="ListParagraph"/>
-        <w:numPr>
-          <w:ilvl w:val="0"/>
-          <w:numId w:val="4"/>
-        </w:numPr>
-      </w:pPr>
-      <w:r>
-        <w:t xml:space="preserve">Open the Claude desktop app (</w:t>
-      </w:r>
-      <w:hyperlink r:id="rIdL2" w:history="1">
         <w:r>
           <w:rPr>
             <w:rStyle w:val="Hyperlink"/>
@@ -320,8 +236,33 @@
         <w:t xml:space="preserve">Code</w:t>
       </w:r>
       <w:r>
-        <w:t xml:space="preserve"> tab once, then quit the app. This creates the folder you need.</w:t>
-      </w:r>
+        <w:t xml:space="preserve"> tab, and choose your project folder.</w:t>
+      </w:r>
+    </w:p>
+    <w:p>
+      <w:pPr>
+        <w:pStyle w:val="ListParagraph"/>
+        <w:numPr>
+          <w:ilvl w:val="0"/>
+          <w:numId w:val="3"/>
+        </w:numPr>
+      </w:pPr>
+      <w:r>
+        <w:t xml:space="preserve">In the prompt box, type this line and press Enter. If it asks you to confirm adding the marketplace, confirm.</w:t>
+      </w:r>
+    </w:p>
+    <w:p>
+      <w:pPr>
+        <w:pStyle w:val="CodeBlock"/>
+      </w:pPr>
+      <w:r>
+        <w:t xml:space="preserve">/plugin install aix-lab-atlas --marketplace RPalis/AIXLab-Atlas</w:t>
+      </w:r>
+    </w:p>
+    <w:p>
+      <w:pPr>
+        <w:pStyle w:val="Spacer"/>
+      </w:pPr>
     </w:p>
     <w:p>
       <w:pPr>
@@ -332,70 +273,16 @@
         </w:numPr>
       </w:pPr>
       <w:r>
-        <w:t xml:space="preserve">Open your </w:t>
-      </w:r>
-      <w:r>
-        <w:rPr>
-          <w:rStyle w:val="CodeChar"/>
-        </w:rPr>
-        <w:t xml:space="preserve">.claude</w:t>
-      </w:r>
-      <w:r>
-        <w:t xml:space="preserve"> folder. </w:t>
+        <w:t xml:space="preserve">When the plugin details open, choose </w:t>
       </w:r>
       <w:r>
         <w:rPr>
           <w:b/>
         </w:rPr>
-        <w:t xml:space="preserve">Mac:</w:t>
-      </w:r>
-      <w:r>
-        <w:t xml:space="preserve"> in Finder press </w:t>
-      </w:r>
-      <w:r>
-        <w:rPr>
-          <w:b/>
-        </w:rPr>
-        <w:t xml:space="preserve">Cmd+Shift+G</w:t>
-      </w:r>
-      <w:r>
-        <w:t xml:space="preserve">, type </w:t>
-      </w:r>
-      <w:r>
-        <w:rPr>
-          <w:rStyle w:val="CodeChar"/>
-        </w:rPr>
-        <w:t xml:space="preserve">~/.claude</w:t>
-      </w:r>
-      <w:r>
-        <w:t xml:space="preserve">, and press Enter. </w:t>
-      </w:r>
-      <w:r>
-        <w:rPr>
-          <w:b/>
-        </w:rPr>
-        <w:t xml:space="preserve">Windows:</w:t>
-      </w:r>
-      <w:r>
-        <w:t xml:space="preserve"> press </w:t>
-      </w:r>
-      <w:r>
-        <w:rPr>
-          <w:b/>
-        </w:rPr>
-        <w:t xml:space="preserve">Win+R</w:t>
-      </w:r>
-      <w:r>
-        <w:t xml:space="preserve">, type </w:t>
-      </w:r>
-      <w:r>
-        <w:rPr>
-          <w:rStyle w:val="CodeChar"/>
-        </w:rPr>
-        <w:t xml:space="preserve">%USERPROFILE%\.claude</w:t>
-      </w:r>
-      <w:r>
-        <w:t xml:space="preserve">, and press Enter.</w:t>
+        <w:t xml:space="preserve">Install for you (user scope)</w:t>
+      </w:r>
+      <w:r>
+        <w:t xml:space="preserve">. This makes the skills available in every project.</w:t>
       </w:r>
     </w:p>
     <w:p>
@@ -407,132 +294,111 @@
         </w:numPr>
       </w:pPr>
       <w:r>
-        <w:t xml:space="preserve">If there is no folder called </w:t>
-      </w:r>
-      <w:r>
-        <w:rPr>
-          <w:rStyle w:val="CodeChar"/>
-        </w:rPr>
-        <w:t xml:space="preserve">skills</w:t>
-      </w:r>
-      <w:r>
-        <w:t xml:space="preserve">, create one and name it </w:t>
-      </w:r>
-      <w:r>
-        <w:rPr>
-          <w:rStyle w:val="CodeChar"/>
-        </w:rPr>
-        <w:t xml:space="preserve">skills</w:t>
-      </w:r>
-      <w:r>
-        <w:t xml:space="preserve"> in lowercase (Mac: </w:t>
+        <w:t xml:space="preserve">Turn on automatic updates so you always have the latest skills: type </w:t>
+      </w:r>
+      <w:r>
+        <w:rPr>
+          <w:rStyle w:val="CodeChar"/>
+        </w:rPr>
+        <w:t xml:space="preserve">/plugin</w:t>
+      </w:r>
+      <w:r>
+        <w:t xml:space="preserve">, open </w:t>
       </w:r>
       <w:r>
         <w:rPr>
           <w:b/>
         </w:rPr>
-        <w:t xml:space="preserve">File &gt; New Folder</w:t>
-      </w:r>
-      <w:r>
-        <w:t xml:space="preserve">. Windows: right-click, </w:t>
+        <w:t xml:space="preserve">Marketplaces</w:t>
+      </w:r>
+      <w:r>
+        <w:t xml:space="preserve">, select </w:t>
       </w:r>
       <w:r>
         <w:rPr>
           <w:b/>
         </w:rPr>
-        <w:t xml:space="preserve">New &gt; Folder</w:t>
-      </w:r>
-      <w:r>
-        <w:t xml:space="preserve">).</w:t>
-      </w:r>
-    </w:p>
-    <w:p>
-      <w:pPr>
-        <w:pStyle w:val="ListParagraph"/>
-        <w:numPr>
-          <w:ilvl w:val="0"/>
-          <w:numId w:val="4"/>
-        </w:numPr>
-      </w:pPr>
-      <w:r>
-        <w:t xml:space="preserve">Open the unzipped download, open its </w:t>
-      </w:r>
-      <w:r>
-        <w:rPr>
-          <w:rStyle w:val="CodeChar"/>
-        </w:rPr>
-        <w:t xml:space="preserve">skills</w:t>
-      </w:r>
-      <w:r>
-        <w:t xml:space="preserve"> folder, select all 30 folders (</w:t>
+        <w:t xml:space="preserve">aix-lab</w:t>
+      </w:r>
+      <w:r>
+        <w:t xml:space="preserve">, then </w:t>
       </w:r>
       <w:r>
         <w:rPr>
           <w:b/>
         </w:rPr>
-        <w:t xml:space="preserve">Cmd+A</w:t>
-      </w:r>
-      <w:r>
-        <w:t xml:space="preserve"> on a Mac, </w:t>
-      </w:r>
+        <w:t xml:space="preserve">Enable auto-update</w:t>
+      </w:r>
+      <w:r>
+        <w:t xml:space="preserve">.</w:t>
+      </w:r>
+    </w:p>
+    <w:p>
+      <w:pPr>
+        <w:pStyle w:val="CalloutCheck"/>
+      </w:pPr>
       <w:r>
         <w:rPr>
           <w:b/>
         </w:rPr>
-        <w:t xml:space="preserve">Ctrl+A</w:t>
-      </w:r>
-      <w:r>
-        <w:t xml:space="preserve"> on Windows), and drag them into the </w:t>
-      </w:r>
-      <w:r>
-        <w:rPr>
-          <w:rStyle w:val="CodeChar"/>
-        </w:rPr>
-        <w:t xml:space="preserve">skills</w:t>
-      </w:r>
-      <w:r>
-        <w:t xml:space="preserve"> folder from step 3. If you are asked about folders that already exist, choose to replace them.</w:t>
-      </w:r>
-    </w:p>
-    <w:p>
-      <w:pPr>
-        <w:pStyle w:val="CalloutCheck"/>
-      </w:pPr>
-      <w:r>
-        <w:rPr>
-          <w:b/>
-        </w:rPr>
         <w:t xml:space="preserve">Check: </w:t>
       </w:r>
       <w:r>
-        <w:t xml:space="preserve">The </w:t>
-      </w:r>
-      <w:r>
-        <w:rPr>
-          <w:rStyle w:val="CodeChar"/>
-        </w:rPr>
-        <w:t xml:space="preserve">skills</w:t>
-      </w:r>
-      <w:r>
-        <w:t xml:space="preserve"> folder inside </w:t>
-      </w:r>
-      <w:r>
-        <w:rPr>
-          <w:rStyle w:val="CodeChar"/>
-        </w:rPr>
-        <w:t xml:space="preserve">.claude</w:t>
-      </w:r>
-      <w:r>
-        <w:t xml:space="preserve"> holds 30 folders, and each one contains a file called </w:t>
-      </w:r>
-      <w:r>
-        <w:rPr>
-          <w:rStyle w:val="CodeChar"/>
-        </w:rPr>
-        <w:t xml:space="preserve">SKILL.md</w:t>
-      </w:r>
-      <w:r>
-        <w:t xml:space="preserve">.</w:t>
+        <w:t xml:space="preserve">Type </w:t>
+      </w:r>
+      <w:r>
+        <w:rPr>
+          <w:rStyle w:val="CodeChar"/>
+        </w:rPr>
+        <w:t xml:space="preserve">/aix-lab-atlas:</w:t>
+      </w:r>
+      <w:r>
+        <w:t xml:space="preserve"> and the list shows the skills, such as </w:t>
+      </w:r>
+      <w:r>
+        <w:rPr>
+          <w:rStyle w:val="CodeChar"/>
+        </w:rPr>
+        <w:t xml:space="preserve">/aix-lab-atlas:setup</w:t>
+      </w:r>
+      <w:r>
+        <w:t xml:space="preserve">, </w:t>
+      </w:r>
+      <w:r>
+        <w:rPr>
+          <w:rStyle w:val="CodeChar"/>
+        </w:rPr>
+        <w:t xml:space="preserve">/aix-lab-atlas:brief</w:t>
+      </w:r>
+      <w:r>
+        <w:t xml:space="preserve">, </w:t>
+      </w:r>
+      <w:r>
+        <w:rPr>
+          <w:rStyle w:val="CodeChar"/>
+        </w:rPr>
+        <w:t xml:space="preserve">/aix-lab-atlas:persona</w:t>
+      </w:r>
+      <w:r>
+        <w:t xml:space="preserve"> and </w:t>
+      </w:r>
+      <w:r>
+        <w:rPr>
+          <w:rStyle w:val="CodeChar"/>
+        </w:rPr>
+        <w:t xml:space="preserve">/aix-lab-atlas:audit</w:t>
+      </w:r>
+      <w:r>
+        <w:t xml:space="preserve">. If it shows none, type </w:t>
+      </w:r>
+      <w:r>
+        <w:rPr>
+          <w:rStyle w:val="CodeChar"/>
+        </w:rPr>
+        <w:t xml:space="preserve">/reload-plugins</w:t>
+      </w:r>
+      <w:r>
+        <w:t xml:space="preserve">. If the install line is not recognised, update the Claude app and try again.</w:t>
       </w:r>
     </w:p>
     <w:p>
@@ -540,38 +406,10 @@
         <w:pStyle w:val="Heading1"/>
       </w:pPr>
       <w:r>
-        <w:t xml:space="preserve">Step 3. Check that Claude Code sees them</w:t>
-      </w:r>
-    </w:p>
-    <w:p>
-      <w:pPr>
-        <w:pStyle w:val="ListParagraph"/>
-        <w:numPr>
-          <w:ilvl w:val="0"/>
-          <w:numId w:val="5"/>
-        </w:numPr>
-      </w:pPr>
-      <w:r>
-        <w:t xml:space="preserve">Open the Claude desktop app and the </w:t>
-      </w:r>
-      <w:r>
-        <w:rPr>
-          <w:b/>
-        </w:rPr>
-        <w:t xml:space="preserve">Code</w:t>
-      </w:r>
-      <w:r>
-        <w:t xml:space="preserve"> tab. Choose your project folder as the working folder.</w:t>
-      </w:r>
-    </w:p>
-    <w:p>
-      <w:pPr>
-        <w:pStyle w:val="ListParagraph"/>
-        <w:numPr>
-          <w:ilvl w:val="0"/>
-          <w:numId w:val="5"/>
-        </w:numPr>
-      </w:pPr>
+        <w:t xml:space="preserve">Step 2. Use a skill</w:t>
+      </w:r>
+    </w:p>
+    <w:p>
       <w:r>
         <w:t xml:space="preserve">Type </w:t>
       </w:r>
@@ -579,93 +417,19 @@
         <w:rPr>
           <w:rStyle w:val="CodeChar"/>
         </w:rPr>
-        <w:t xml:space="preserve">/</w:t>
-      </w:r>
-      <w:r>
-        <w:t xml:space="preserve"> and look at the list.</w:t>
-      </w:r>
-    </w:p>
-    <w:p>
-      <w:pPr>
-        <w:pStyle w:val="CalloutCheck"/>
-      </w:pPr>
-      <w:r>
-        <w:rPr>
-          <w:b/>
-        </w:rPr>
-        <w:t xml:space="preserve">Check: </w:t>
-      </w:r>
-      <w:r>
-        <w:t xml:space="preserve">The list includes skills such as </w:t>
-      </w:r>
-      <w:r>
-        <w:rPr>
-          <w:rStyle w:val="CodeChar"/>
-        </w:rPr>
-        <w:t xml:space="preserve">setup</w:t>
-      </w:r>
-      <w:r>
-        <w:t xml:space="preserve">, </w:t>
-      </w:r>
-      <w:r>
-        <w:rPr>
-          <w:rStyle w:val="CodeChar"/>
-        </w:rPr>
-        <w:t xml:space="preserve">brief</w:t>
-      </w:r>
-      <w:r>
-        <w:t xml:space="preserve">, </w:t>
-      </w:r>
-      <w:r>
-        <w:rPr>
-          <w:rStyle w:val="CodeChar"/>
-        </w:rPr>
-        <w:t xml:space="preserve">persona</w:t>
-      </w:r>
-      <w:r>
-        <w:t xml:space="preserve"> and </w:t>
-      </w:r>
-      <w:r>
-        <w:rPr>
-          <w:rStyle w:val="CodeChar"/>
-        </w:rPr>
-        <w:t xml:space="preserve">audit</w:t>
-      </w:r>
-      <w:r>
-        <w:t xml:space="preserve">. If it shows none, quit the app completely, reopen it, and check Step 2.</w:t>
-      </w:r>
-    </w:p>
-    <w:p>
-      <w:pPr>
-        <w:pStyle w:val="CalloutNote"/>
-      </w:pPr>
-      <w:r>
-        <w:rPr>
-          <w:b/>
-        </w:rPr>
-        <w:t xml:space="preserve">Note: </w:t>
-      </w:r>
-      <w:r>
-        <w:rPr>
-          <w:rStyle w:val="CodeChar"/>
-        </w:rPr>
-        <w:t xml:space="preserve">/help</w:t>
-      </w:r>
-      <w:r>
-        <w:t xml:space="preserve"> is also a built-in Claude Code command, and the built-in wins. To run this suite's help, type: Use the AIX Lab-Atlas help skill. Every other skill name works as a slash command.</w:t>
-      </w:r>
-    </w:p>
-    <w:p>
-      <w:pPr>
-        <w:pStyle w:val="Heading1"/>
-      </w:pPr>
-      <w:r>
-        <w:t xml:space="preserve">Step 4. Use a skill</w:t>
-      </w:r>
-    </w:p>
-    <w:p>
-      <w:r>
-        <w:t xml:space="preserve">Type a slash, the skill name, and an optional mode or idea, then send. Not sure where to start? Ask for the help skill. It reads your project's files and recommends the next one to three skills.</w:t>
+        <w:t xml:space="preserve">/aix-lab-atlas:</w:t>
+      </w:r>
+      <w:r>
+        <w:t xml:space="preserve">, the skill name, and an optional mode or idea, then send. Not sure where to start? Send </w:t>
+      </w:r>
+      <w:r>
+        <w:rPr>
+          <w:rStyle w:val="CodeChar"/>
+        </w:rPr>
+        <w:t xml:space="preserve">/aix-lab-atlas:help</w:t>
+      </w:r>
+      <w:r>
+        <w:t xml:space="preserve">. It reads your project's files and recommends the next one to three skills.</w:t>
       </w:r>
     </w:p>
     <w:p>
@@ -673,7 +437,7 @@
         <w:pStyle w:val="CodeBlock"/>
       </w:pPr>
       <w:r>
-        <w:t xml:space="preserve">/brief an app to share weekly meal plans with housemates</w:t>
+        <w:t xml:space="preserve">/aix-lab-atlas:help</w:t>
       </w:r>
     </w:p>
     <w:p>
@@ -681,7 +445,7 @@
         <w:pStyle w:val="CodeBlock"/>
       </w:pPr>
       <w:r>
-        <w:t xml:space="preserve">/audit craft</w:t>
+        <w:t xml:space="preserve">/aix-lab-atlas:brief an app to share weekly meal plans with housemates</w:t>
       </w:r>
     </w:p>
     <w:p>
@@ -689,7 +453,7 @@
         <w:pStyle w:val="CodeBlock"/>
       </w:pPr>
       <w:r>
-        <w:t xml:space="preserve">Use the AIX Lab-Atlas help skill</w:t>
+        <w:t xml:space="preserve">/aix-lab-atlas:audit craft</w:t>
       </w:r>
     </w:p>
     <w:p>
@@ -699,7 +463,7 @@
     </w:p>
     <w:p>
       <w:r>
-        <w:t xml:space="preserve">The slash is optional: "Run the audit skill in craft mode" does the same thing. A skill that needs a mode asks for it if you do not give one.</w:t>
+        <w:t xml:space="preserve">You can also just ask: "Run the audit skill in craft mode" does the same thing. A skill that needs a mode asks for it if you do not give one.</w:t>
       </w:r>
     </w:p>
     <w:tbl>
@@ -759,7 +523,7 @@
                 <w:b/>
                 <w:color w:val="FFFFFF"/>
               </w:rPr>
-              <w:t xml:space="preserve">Commands (modes in brackets)</w:t>
+              <w:t xml:space="preserve">Skills (modes in brackets). Type /aix-lab-atlas: before each name.</w:t>
             </w:r>
           </w:p>
         </w:tc>
@@ -793,7 +557,7 @@
               <w:rPr>
                 <w:rStyle w:val="CodeChar"/>
               </w:rPr>
-              <w:t xml:space="preserve">/setup</w:t>
+              <w:t xml:space="preserve">setup</w:t>
             </w:r>
             <w:r>
               <w:t xml:space="preserve">, </w:t>
@@ -802,7 +566,7 @@
               <w:rPr>
                 <w:rStyle w:val="CodeChar"/>
               </w:rPr>
-              <w:t xml:space="preserve">/brief</w:t>
+              <w:t xml:space="preserve">brief</w:t>
             </w:r>
           </w:p>
         </w:tc>
@@ -836,7 +600,7 @@
               <w:rPr>
                 <w:rStyle w:val="CodeChar"/>
               </w:rPr>
-              <w:t xml:space="preserve">/workshop</w:t>
+              <w:t xml:space="preserve">workshop</w:t>
             </w:r>
             <w:r>
               <w:t xml:space="preserve"> [plan, ingest], </w:t>
@@ -845,7 +609,7 @@
               <w:rPr>
                 <w:rStyle w:val="CodeChar"/>
               </w:rPr>
-              <w:t xml:space="preserve">/competitor-analysis</w:t>
+              <w:t xml:space="preserve">competitor-analysis</w:t>
             </w:r>
             <w:r>
               <w:t xml:space="preserve"> [discover, add, analyse], </w:t>
@@ -854,7 +618,7 @@
               <w:rPr>
                 <w:rStyle w:val="CodeChar"/>
               </w:rPr>
-              <w:t xml:space="preserve">/ux-benchmark</w:t>
+              <w:t xml:space="preserve">ux-benchmark</w:t>
             </w:r>
             <w:r>
               <w:t xml:space="preserve">, </w:t>
@@ -863,7 +627,7 @@
               <w:rPr>
                 <w:rStyle w:val="CodeChar"/>
               </w:rPr>
-              <w:t xml:space="preserve">/interview</w:t>
+              <w:t xml:space="preserve">interview</w:t>
             </w:r>
             <w:r>
               <w:t xml:space="preserve">, </w:t>
@@ -872,7 +636,7 @@
               <w:rPr>
                 <w:rStyle w:val="CodeChar"/>
               </w:rPr>
-              <w:t xml:space="preserve">/interview-analysis</w:t>
+              <w:t xml:space="preserve">interview-analysis</w:t>
             </w:r>
             <w:r>
               <w:t xml:space="preserve">, </w:t>
@@ -881,7 +645,7 @@
               <w:rPr>
                 <w:rStyle w:val="CodeChar"/>
               </w:rPr>
-              <w:t xml:space="preserve">/persona</w:t>
+              <w:t xml:space="preserve">persona</w:t>
             </w:r>
             <w:r>
               <w:t xml:space="preserve"> [card, day], </w:t>
@@ -890,7 +654,7 @@
               <w:rPr>
                 <w:rStyle w:val="CodeChar"/>
               </w:rPr>
-              <w:t xml:space="preserve">/journey</w:t>
+              <w:t xml:space="preserve">journey</w:t>
             </w:r>
             <w:r>
               <w:t xml:space="preserve"> [map, blueprint, pain-points, solutions, experience], </w:t>
@@ -899,7 +663,7 @@
               <w:rPr>
                 <w:rStyle w:val="CodeChar"/>
               </w:rPr>
-              <w:t xml:space="preserve">/problem-statement</w:t>
+              <w:t xml:space="preserve">problem-statement</w:t>
             </w:r>
             <w:r>
               <w:t xml:space="preserve">, </w:t>
@@ -908,7 +672,7 @@
               <w:rPr>
                 <w:rStyle w:val="CodeChar"/>
               </w:rPr>
-              <w:t xml:space="preserve">/metrics</w:t>
+              <w:t xml:space="preserve">metrics</w:t>
             </w:r>
           </w:p>
         </w:tc>
@@ -942,7 +706,7 @@
               <w:rPr>
                 <w:rStyle w:val="CodeChar"/>
               </w:rPr>
-              <w:t xml:space="preserve">/brainstorming</w:t>
+              <w:t xml:space="preserve">brainstorming</w:t>
             </w:r>
             <w:r>
               <w:t xml:space="preserve">, </w:t>
@@ -951,7 +715,7 @@
               <w:rPr>
                 <w:rStyle w:val="CodeChar"/>
               </w:rPr>
-              <w:t xml:space="preserve">/information-architecture</w:t>
+              <w:t xml:space="preserve">information-architecture</w:t>
             </w:r>
             <w:r>
               <w:t xml:space="preserve">, </w:t>
@@ -960,7 +724,7 @@
               <w:rPr>
                 <w:rStyle w:val="CodeChar"/>
               </w:rPr>
-              <w:t xml:space="preserve">/map</w:t>
+              <w:t xml:space="preserve">map</w:t>
             </w:r>
             <w:r>
               <w:t xml:space="preserve"> [objects, site, flow, audit, document], </w:t>
@@ -969,7 +733,7 @@
               <w:rPr>
                 <w:rStyle w:val="CodeChar"/>
               </w:rPr>
-              <w:t xml:space="preserve">/interrogate</w:t>
+              <w:t xml:space="preserve">interrogate</w:t>
             </w:r>
             <w:r>
               <w:t xml:space="preserve">, </w:t>
@@ -978,7 +742,7 @@
               <w:rPr>
                 <w:rStyle w:val="CodeChar"/>
               </w:rPr>
-              <w:t xml:space="preserve">/decisions</w:t>
+              <w:t xml:space="preserve">decisions</w:t>
             </w:r>
           </w:p>
         </w:tc>
@@ -1012,7 +776,7 @@
               <w:rPr>
                 <w:rStyle w:val="CodeChar"/>
               </w:rPr>
-              <w:t xml:space="preserve">/prototype</w:t>
+              <w:t xml:space="preserve">prototype</w:t>
             </w:r>
             <w:r>
               <w:t xml:space="preserve">, </w:t>
@@ -1021,7 +785,7 @@
               <w:rPr>
                 <w:rStyle w:val="CodeChar"/>
               </w:rPr>
-              <w:t xml:space="preserve">/styleguide</w:t>
+              <w:t xml:space="preserve">styleguide</w:t>
             </w:r>
             <w:r>
               <w:t xml:space="preserve"> [default, forge], </w:t>
@@ -1030,7 +794,7 @@
               <w:rPr>
                 <w:rStyle w:val="CodeChar"/>
               </w:rPr>
-              <w:t xml:space="preserve">/audit</w:t>
+              <w:t xml:space="preserve">audit</w:t>
             </w:r>
             <w:r>
               <w:t xml:space="preserve"> [craft, heuristic, code, spec, a11y], </w:t>
@@ -1039,7 +803,7 @@
               <w:rPr>
                 <w:rStyle w:val="CodeChar"/>
               </w:rPr>
-              <w:t xml:space="preserve">/refine</w:t>
+              <w:t xml:space="preserve">refine</w:t>
             </w:r>
             <w:r>
               <w:t xml:space="preserve">, </w:t>
@@ -1048,7 +812,7 @@
               <w:rPr>
                 <w:rStyle w:val="CodeChar"/>
               </w:rPr>
-              <w:t xml:space="preserve">/storybook</w:t>
+              <w:t xml:space="preserve">storybook</w:t>
             </w:r>
             <w:r>
               <w:t xml:space="preserve">, </w:t>
@@ -1057,7 +821,7 @@
               <w:rPr>
                 <w:rStyle w:val="CodeChar"/>
               </w:rPr>
-              <w:t xml:space="preserve">/figma</w:t>
+              <w:t xml:space="preserve">figma</w:t>
             </w:r>
             <w:r>
               <w:t xml:space="preserve"> [capture, import, sync]</w:t>
@@ -1094,7 +858,7 @@
               <w:rPr>
                 <w:rStyle w:val="CodeChar"/>
               </w:rPr>
-              <w:t xml:space="preserve">/usability-test-plan</w:t>
+              <w:t xml:space="preserve">usability-test-plan</w:t>
             </w:r>
             <w:r>
               <w:t xml:space="preserve">, </w:t>
@@ -1103,7 +867,7 @@
               <w:rPr>
                 <w:rStyle w:val="CodeChar"/>
               </w:rPr>
-              <w:t xml:space="preserve">/package</w:t>
+              <w:t xml:space="preserve">package</w:t>
             </w:r>
             <w:r>
               <w:t xml:space="preserve"> [full, lite], </w:t>
@@ -1112,7 +876,7 @@
               <w:rPr>
                 <w:rStyle w:val="CodeChar"/>
               </w:rPr>
-              <w:t xml:space="preserve">/showcase</w:t>
+              <w:t xml:space="preserve">showcase</w:t>
             </w:r>
             <w:r>
               <w:t xml:space="preserve">, </w:t>
@@ -1121,7 +885,7 @@
               <w:rPr>
                 <w:rStyle w:val="CodeChar"/>
               </w:rPr>
-              <w:t xml:space="preserve">/guide</w:t>
+              <w:t xml:space="preserve">guide</w:t>
             </w:r>
             <w:r>
               <w:t xml:space="preserve">, </w:t>
@@ -1130,7 +894,7 @@
               <w:rPr>
                 <w:rStyle w:val="CodeChar"/>
               </w:rPr>
-              <w:t xml:space="preserve">/requirements</w:t>
+              <w:t xml:space="preserve">requirements</w:t>
             </w:r>
           </w:p>
         </w:tc>
@@ -1164,7 +928,7 @@
               <w:rPr>
                 <w:rStyle w:val="CodeChar"/>
               </w:rPr>
-              <w:t xml:space="preserve">/wiki</w:t>
+              <w:t xml:space="preserve">wiki</w:t>
             </w:r>
             <w:r>
               <w:t xml:space="preserve"> [compile, note], </w:t>
@@ -1173,7 +937,7 @@
               <w:rPr>
                 <w:rStyle w:val="CodeChar"/>
               </w:rPr>
-              <w:t xml:space="preserve">/skill-manager</w:t>
+              <w:t xml:space="preserve">skill-manager</w:t>
             </w:r>
           </w:p>
         </w:tc>
@@ -1243,7 +1007,7 @@
         <w:rPr>
           <w:rStyle w:val="CodeChar"/>
         </w:rPr>
-        <w:t xml:space="preserve">/refine</w:t>
+        <w:t xml:space="preserve">/aix-lab-atlas:refine</w:t>
       </w:r>
       <w:r>
         <w:t xml:space="preserve"> to fix them.</w:t>
@@ -1394,11 +1158,11 @@
         <w:pStyle w:val="ListParagraph"/>
         <w:numPr>
           <w:ilvl w:val="0"/>
-          <w:numId w:val="6"/>
+          <w:numId w:val="5"/>
         </w:numPr>
       </w:pPr>
       <w:r>
-        <w:t xml:space="preserve">Unzip the repository and choose its folder in the </w:t>
+        <w:t xml:space="preserve">Open the project's folder in the </w:t>
       </w:r>
       <w:r>
         <w:rPr>
@@ -1418,7 +1182,7 @@
       <w:r>
         <w:t xml:space="preserve"> and follow the prompts. A large library can take a long time and may ask you to confirm the cost. Then open </w:t>
       </w:r>
-      <w:hyperlink r:id="rIdL3" w:history="1">
+      <w:hyperlink r:id="rIdL2" w:history="1">
         <w:r>
           <w:rPr>
             <w:rStyle w:val="Hyperlink"/>
@@ -1453,7 +1217,7 @@
         <w:pStyle w:val="ListParagraph"/>
         <w:numPr>
           <w:ilvl w:val="0"/>
-          <w:numId w:val="6"/>
+          <w:numId w:val="5"/>
         </w:numPr>
       </w:pPr>
       <w:r>
@@ -1463,7 +1227,7 @@
         <w:rPr>
           <w:rStyle w:val="CodeChar"/>
         </w:rPr>
-        <w:t xml:space="preserve">/styleguide</w:t>
+        <w:t xml:space="preserve">/aix-lab-atlas:styleguide</w:t>
       </w:r>
       <w:r>
         <w:t xml:space="preserve"> and send: </w:t>
@@ -1509,7 +1273,7 @@
         <w:pStyle w:val="ListParagraph"/>
         <w:numPr>
           <w:ilvl w:val="0"/>
-          <w:numId w:val="7"/>
+          <w:numId w:val="6"/>
         </w:numPr>
       </w:pPr>
       <w:r>
@@ -1519,7 +1283,7 @@
         <w:rPr>
           <w:rStyle w:val="CodeChar"/>
         </w:rPr>
-        <w:t xml:space="preserve">/styleguide</w:t>
+        <w:t xml:space="preserve">/aix-lab-atlas:styleguide</w:t>
       </w:r>
       <w:r>
         <w:t xml:space="preserve"> and send: </w:t>
@@ -1548,7 +1312,7 @@
         <w:pStyle w:val="ListParagraph"/>
         <w:numPr>
           <w:ilvl w:val="0"/>
-          <w:numId w:val="7"/>
+          <w:numId w:val="6"/>
         </w:numPr>
       </w:pPr>
       <w:r>
@@ -1608,7 +1372,7 @@
         <w:rPr>
           <w:rStyle w:val="CodeChar"/>
         </w:rPr>
-        <w:t xml:space="preserve">/figma</w:t>
+        <w:t xml:space="preserve">/aix-lab-atlas:figma</w:t>
       </w:r>
       <w:r>
         <w:t xml:space="preserve"> with the connector the AIX-Lab support channel sets up once.</w:t>
@@ -1697,16 +1461,7 @@
               <w:pStyle w:val="TableText"/>
             </w:pPr>
             <w:r>
-              <w:t xml:space="preserve">Typing </w:t>
-            </w:r>
-            <w:r>
-              <w:rPr>
-                <w:rStyle w:val="CodeChar"/>
-              </w:rPr>
-              <w:t xml:space="preserve">/</w:t>
-            </w:r>
-            <w:r>
-              <w:t xml:space="preserve"> shows no skills</w:t>
+              <w:t xml:space="preserve">The marketplace or plugin is not found</w:t>
             </w:r>
           </w:p>
         </w:tc>
@@ -1719,16 +1474,7 @@
               <w:pStyle w:val="TableText"/>
             </w:pPr>
             <w:r>
-              <w:t xml:space="preserve">Quit Claude completely and reopen it. Check that your </w:t>
-            </w:r>
-            <w:r>
-              <w:rPr>
-                <w:rStyle w:val="CodeChar"/>
-              </w:rPr>
-              <w:t xml:space="preserve">.claude/skills</w:t>
-            </w:r>
-            <w:r>
-              <w:t xml:space="preserve"> folder holds 30 folders.</w:t>
+              <w:t xml:space="preserve">Check the install line was typed exactly. If it still fails, call the AIX-Lab support channel.</w:t>
             </w:r>
           </w:p>
         </w:tc>
@@ -1746,13 +1492,16 @@
               <w:pStyle w:val="TableText"/>
             </w:pPr>
             <w:r>
-              <w:rPr>
-                <w:rStyle w:val="CodeChar"/>
-              </w:rPr>
-              <w:t xml:space="preserve">/help</w:t>
-            </w:r>
-            <w:r>
-              <w:t xml:space="preserve"> opens Claude Code's own help</w:t>
+              <w:t xml:space="preserve">Typing </w:t>
+            </w:r>
+            <w:r>
+              <w:rPr>
+                <w:rStyle w:val="CodeChar"/>
+              </w:rPr>
+              <w:t xml:space="preserve">/aix-lab-atlas:</w:t>
+            </w:r>
+            <w:r>
+              <w:t xml:space="preserve"> shows no skills</w:t>
             </w:r>
           </w:p>
         </w:tc>
@@ -1765,7 +1514,43 @@
               <w:pStyle w:val="TableText"/>
             </w:pPr>
             <w:r>
-              <w:t xml:space="preserve">Type: Use the AIX Lab-Atlas help skill.</w:t>
+              <w:t xml:space="preserve">Type </w:t>
+            </w:r>
+            <w:r>
+              <w:rPr>
+                <w:rStyle w:val="CodeChar"/>
+              </w:rPr>
+              <w:t xml:space="preserve">/reload-plugins</w:t>
+            </w:r>
+            <w:r>
+              <w:t xml:space="preserve">. Then type </w:t>
+            </w:r>
+            <w:r>
+              <w:rPr>
+                <w:rStyle w:val="CodeChar"/>
+              </w:rPr>
+              <w:t xml:space="preserve">/plugin</w:t>
+            </w:r>
+            <w:r>
+              <w:t xml:space="preserve">, open </w:t>
+            </w:r>
+            <w:r>
+              <w:rPr>
+                <w:b/>
+              </w:rPr>
+              <w:t xml:space="preserve">Installed</w:t>
+            </w:r>
+            <w:r>
+              <w:t xml:space="preserve">, and check </w:t>
+            </w:r>
+            <w:r>
+              <w:rPr>
+                <w:b/>
+              </w:rPr>
+              <w:t xml:space="preserve">aix-lab-atlas</w:t>
+            </w:r>
+            <w:r>
+              <w:t xml:space="preserve"> is enabled.</w:t>
             </w:r>
           </w:p>
         </w:tc>
@@ -1783,7 +1568,7 @@
               <w:pStyle w:val="TableText"/>
             </w:pPr>
             <w:r>
-              <w:t xml:space="preserve">Anything else, or a skill writes before showing a plan</w:t>
+              <w:t xml:space="preserve">A skill writes before showing a plan</w:t>
             </w:r>
           </w:p>
         </w:tc>
@@ -1796,7 +1581,38 @@
               <w:pStyle w:val="TableText"/>
             </w:pPr>
             <w:r>
-              <w:t xml:space="preserve">Type: stop, show me your plan first. Then call the AIX-Lab support channel.</w:t>
+              <w:t xml:space="preserve">Type: stop, show me your plan first.</w:t>
+            </w:r>
+          </w:p>
+        </w:tc>
+      </w:tr>
+      <w:tr>
+        <w:trPr>
+          <w:cantSplit/>
+        </w:trPr>
+        <w:tc>
+          <w:tcPr>
+            <w:tcW w:w="3830" w:type="dxa"/>
+          </w:tcPr>
+          <w:p>
+            <w:pPr>
+              <w:pStyle w:val="TableText"/>
+            </w:pPr>
+            <w:r>
+              <w:t xml:space="preserve">Anything else</w:t>
+            </w:r>
+          </w:p>
+        </w:tc>
+        <w:tc>
+          <w:tcPr>
+            <w:tcW w:w="6250" w:type="dxa"/>
+          </w:tcPr>
+          <w:p>
+            <w:pPr>
+              <w:pStyle w:val="TableText"/>
+            </w:pPr>
+            <w:r>
+              <w:t xml:space="preserve">Call the AIX-Lab support channel.</w:t>
             </w:r>
           </w:p>
         </w:tc>
@@ -1832,7 +1648,7 @@
         <w:color w:val="5A6B78"/>
         <w:sz w:val="16"/>
       </w:rPr>
-      <w:t>Using the AIX Lab-Atlas skills in Claude Code (v2)</w:t>
+      <w:t>Using the AIX Lab-Atlas skills in Claude Code (v3)</w:t>
     </w:r>
     <w:r>
       <w:rPr>
@@ -1932,12 +1748,6 @@
     </w:lvlOverride>
   </w:num>
   <w:num w:numId="6">
-    <w:abstractNumId w:val="1"/>
-    <w:lvlOverride w:ilvl="0">
-      <w:startOverride w:val="1"/>
-    </w:lvlOverride>
-  </w:num>
-  <w:num w:numId="7">
     <w:abstractNumId w:val="1"/>
     <w:lvlOverride w:ilvl="0">
       <w:startOverride w:val="1"/>

--- a/onboarding/AIX-Lab-Atlas-Skills-in-Claude-Code.docx
+++ b/onboarding/AIX-Lab-Atlas-Skills-in-Claude-Code.docx
@@ -144,7 +144,7 @@
               <w:pStyle w:val="TableText"/>
             </w:pPr>
             <w:r>
-              <w:t xml:space="preserve">Use</w:t>
+              <w:t xml:space="preserve">Licence</w:t>
             </w:r>
           </w:p>
         </w:tc>
@@ -157,7 +157,7 @@
               <w:pStyle w:val="TableText"/>
             </w:pPr>
             <w:r>
-              <w:t xml:space="preserve">Internal. Do not share outside the team.</w:t>
+              <w:t xml:space="preserve">MIT. Free to use, with the licence notice.</w:t>
             </w:r>
           </w:p>
         </w:tc>
@@ -204,147 +204,21 @@
         <w:pStyle w:val="Heading1"/>
       </w:pPr>
       <w:r>
-        <w:t xml:space="preserve">Step 1. Install in one go</w:t>
-      </w:r>
-    </w:p>
-    <w:p>
-      <w:pPr>
-        <w:pStyle w:val="ListParagraph"/>
-        <w:numPr>
-          <w:ilvl w:val="0"/>
-          <w:numId w:val="3"/>
-        </w:numPr>
-      </w:pPr>
-      <w:r>
-        <w:t xml:space="preserve">Open the Claude desktop app (</w:t>
-      </w:r>
-      <w:hyperlink r:id="rIdL1" w:history="1">
-        <w:r>
-          <w:rPr>
-            <w:rStyle w:val="Hyperlink"/>
-          </w:rPr>
-          <w:t xml:space="preserve">claude.com/download</w:t>
-        </w:r>
-      </w:hyperlink>
-      <w:r>
-        <w:t xml:space="preserve"> if you do not have it), sign in, open the </w:t>
+        <w:t xml:space="preserve">Step 1. Install</w:t>
+      </w:r>
+    </w:p>
+    <w:p>
+      <w:r>
+        <w:t xml:space="preserve">Follow </w:t>
       </w:r>
       <w:r>
         <w:rPr>
           <w:b/>
         </w:rPr>
-        <w:t xml:space="preserve">Code</w:t>
-      </w:r>
-      <w:r>
-        <w:t xml:space="preserve"> tab, and choose your project folder.</w:t>
-      </w:r>
-    </w:p>
-    <w:p>
-      <w:pPr>
-        <w:pStyle w:val="ListParagraph"/>
-        <w:numPr>
-          <w:ilvl w:val="0"/>
-          <w:numId w:val="3"/>
-        </w:numPr>
-      </w:pPr>
-      <w:r>
-        <w:t xml:space="preserve">In the prompt box, type this line and press Enter. If it asks you to confirm adding the marketplace, confirm.</w:t>
-      </w:r>
-    </w:p>
-    <w:p>
-      <w:pPr>
-        <w:pStyle w:val="CodeBlock"/>
-      </w:pPr>
-      <w:r>
-        <w:t xml:space="preserve">/plugin install aix-lab-atlas --marketplace RPalis/AIXLab-Atlas</w:t>
-      </w:r>
-    </w:p>
-    <w:p>
-      <w:pPr>
-        <w:pStyle w:val="Spacer"/>
-      </w:pPr>
-    </w:p>
-    <w:p>
-      <w:pPr>
-        <w:pStyle w:val="ListParagraph"/>
-        <w:numPr>
-          <w:ilvl w:val="0"/>
-          <w:numId w:val="4"/>
-        </w:numPr>
-      </w:pPr>
-      <w:r>
-        <w:t xml:space="preserve">When the plugin details open, choose </w:t>
-      </w:r>
-      <w:r>
-        <w:rPr>
-          <w:b/>
-        </w:rPr>
-        <w:t xml:space="preserve">Install for you (user scope)</w:t>
-      </w:r>
-      <w:r>
-        <w:t xml:space="preserve">. This makes the skills available in every project.</w:t>
-      </w:r>
-    </w:p>
-    <w:p>
-      <w:pPr>
-        <w:pStyle w:val="ListParagraph"/>
-        <w:numPr>
-          <w:ilvl w:val="0"/>
-          <w:numId w:val="4"/>
-        </w:numPr>
-      </w:pPr>
-      <w:r>
-        <w:t xml:space="preserve">Turn on automatic updates so you always have the latest skills: type </w:t>
-      </w:r>
-      <w:r>
-        <w:rPr>
-          <w:rStyle w:val="CodeChar"/>
-        </w:rPr>
-        <w:t xml:space="preserve">/plugin</w:t>
-      </w:r>
-      <w:r>
-        <w:t xml:space="preserve">, open </w:t>
-      </w:r>
-      <w:r>
-        <w:rPr>
-          <w:b/>
-        </w:rPr>
-        <w:t xml:space="preserve">Marketplaces</w:t>
-      </w:r>
-      <w:r>
-        <w:t xml:space="preserve">, select </w:t>
-      </w:r>
-      <w:r>
-        <w:rPr>
-          <w:b/>
-        </w:rPr>
-        <w:t xml:space="preserve">aix-lab</w:t>
-      </w:r>
-      <w:r>
-        <w:t xml:space="preserve">, then </w:t>
-      </w:r>
-      <w:r>
-        <w:rPr>
-          <w:b/>
-        </w:rPr>
-        <w:t xml:space="preserve">Enable auto-update</w:t>
-      </w:r>
-      <w:r>
-        <w:t xml:space="preserve">.</w:t>
-      </w:r>
-    </w:p>
-    <w:p>
-      <w:pPr>
-        <w:pStyle w:val="CalloutCheck"/>
-      </w:pPr>
-      <w:r>
-        <w:rPr>
-          <w:b/>
-        </w:rPr>
-        <w:t xml:space="preserve">Check: </w:t>
-      </w:r>
-      <w:r>
-        <w:t xml:space="preserve">Type </w:t>
+        <w:t xml:space="preserve">Part A</w:t>
+      </w:r>
+      <w:r>
+        <w:t xml:space="preserve"> of the Install click-by-click guide. It takes about 5 minutes and ends with </w:t>
       </w:r>
       <w:r>
         <w:rPr>
@@ -353,52 +227,7 @@
         <w:t xml:space="preserve">/aix-lab-atlas:</w:t>
       </w:r>
       <w:r>
-        <w:t xml:space="preserve"> and the list shows the skills, such as </w:t>
-      </w:r>
-      <w:r>
-        <w:rPr>
-          <w:rStyle w:val="CodeChar"/>
-        </w:rPr>
-        <w:t xml:space="preserve">/aix-lab-atlas:setup</w:t>
-      </w:r>
-      <w:r>
-        <w:t xml:space="preserve">, </w:t>
-      </w:r>
-      <w:r>
-        <w:rPr>
-          <w:rStyle w:val="CodeChar"/>
-        </w:rPr>
-        <w:t xml:space="preserve">/aix-lab-atlas:brief</w:t>
-      </w:r>
-      <w:r>
-        <w:t xml:space="preserve">, </w:t>
-      </w:r>
-      <w:r>
-        <w:rPr>
-          <w:rStyle w:val="CodeChar"/>
-        </w:rPr>
-        <w:t xml:space="preserve">/aix-lab-atlas:persona</w:t>
-      </w:r>
-      <w:r>
-        <w:t xml:space="preserve"> and </w:t>
-      </w:r>
-      <w:r>
-        <w:rPr>
-          <w:rStyle w:val="CodeChar"/>
-        </w:rPr>
-        <w:t xml:space="preserve">/aix-lab-atlas:audit</w:t>
-      </w:r>
-      <w:r>
-        <w:t xml:space="preserve">. If it shows none, type </w:t>
-      </w:r>
-      <w:r>
-        <w:rPr>
-          <w:rStyle w:val="CodeChar"/>
-        </w:rPr>
-        <w:t xml:space="preserve">/reload-plugins</w:t>
-      </w:r>
-      <w:r>
-        <w:t xml:space="preserve">. If the install line is not recognised, update the Claude app and try again.</w:t>
+        <w:t xml:space="preserve"> showing the skills.</w:t>
       </w:r>
     </w:p>
     <w:p>
@@ -1158,7 +987,7 @@
         <w:pStyle w:val="ListParagraph"/>
         <w:numPr>
           <w:ilvl w:val="0"/>
-          <w:numId w:val="5"/>
+          <w:numId w:val="3"/>
         </w:numPr>
       </w:pPr>
       <w:r>
@@ -1182,7 +1011,7 @@
       <w:r>
         <w:t xml:space="preserve"> and follow the prompts. A large library can take a long time and may ask you to confirm the cost. Then open </w:t>
       </w:r>
-      <w:hyperlink r:id="rIdL2" w:history="1">
+      <w:hyperlink r:id="rIdL1" w:history="1">
         <w:r>
           <w:rPr>
             <w:rStyle w:val="Hyperlink"/>
@@ -1217,7 +1046,7 @@
         <w:pStyle w:val="ListParagraph"/>
         <w:numPr>
           <w:ilvl w:val="0"/>
-          <w:numId w:val="5"/>
+          <w:numId w:val="3"/>
         </w:numPr>
       </w:pPr>
       <w:r>
@@ -1273,7 +1102,7 @@
         <w:pStyle w:val="ListParagraph"/>
         <w:numPr>
           <w:ilvl w:val="0"/>
-          <w:numId w:val="6"/>
+          <w:numId w:val="4"/>
         </w:numPr>
       </w:pPr>
       <w:r>
@@ -1312,7 +1141,7 @@
         <w:pStyle w:val="ListParagraph"/>
         <w:numPr>
           <w:ilvl w:val="0"/>
-          <w:numId w:val="6"/>
+          <w:numId w:val="4"/>
         </w:numPr>
       </w:pPr>
       <w:r>
@@ -1736,18 +1565,6 @@
     </w:lvlOverride>
   </w:num>
   <w:num w:numId="4">
-    <w:abstractNumId w:val="1"/>
-    <w:lvlOverride w:ilvl="0">
-      <w:startOverride w:val="1"/>
-    </w:lvlOverride>
-  </w:num>
-  <w:num w:numId="5">
-    <w:abstractNumId w:val="1"/>
-    <w:lvlOverride w:ilvl="0">
-      <w:startOverride w:val="1"/>
-    </w:lvlOverride>
-  </w:num>
-  <w:num w:numId="6">
     <w:abstractNumId w:val="1"/>
     <w:lvlOverride w:ilvl="0">
       <w:startOverride w:val="1"/>

--- a/onboarding/AIX-Lab-Atlas-Skills-in-Claude-Code.docx
+++ b/onboarding/AIX-Lab-Atlas-Skills-in-Claude-Code.docx
@@ -64,7 +64,7 @@
               <w:pStyle w:val="TableText"/>
             </w:pPr>
             <w:r>
-              <w:t xml:space="preserve">3</w:t>
+              <w:t xml:space="preserve">4</w:t>
             </w:r>
           </w:p>
         </w:tc>
@@ -95,7 +95,7 @@
               <w:pStyle w:val="TableText"/>
             </w:pPr>
             <w:r>
-              <w:t xml:space="preserve">Designers using Claude Code in the Claude desktop app. No terminal needed. Setup takes about 5 minutes, once.</w:t>
+              <w:t xml:space="preserve">Designers using Claude Code in the Claude desktop app. No terminal needed. Setup takes about 3 minutes, once per account.</w:t>
             </w:r>
           </w:p>
         </w:tc>
@@ -178,7 +178,7 @@
     </w:p>
     <w:p>
       <w:r>
-        <w:t xml:space="preserve">AIX Lab-Atlas installs as one Claude Code plugin with all 30 skills. After the install, every skill runs with the plugin name in front, for example </w:t>
+        <w:t xml:space="preserve">AIX Lab-Atlas is one plugin with all 30 skills. You add it once to your Claude account; it then works in Claude Code and in Chat. In Claude Code every skill runs with the plugin name in front, for example </w:t>
       </w:r>
       <w:r>
         <w:rPr>
@@ -218,7 +218,7 @@
         <w:t xml:space="preserve">Part A</w:t>
       </w:r>
       <w:r>
-        <w:t xml:space="preserve"> of the Install click-by-click guide. It takes about 5 minutes and ends with </w:t>
+        <w:t xml:space="preserve"> (A1 to A4) of the Install click-by-click guide. It takes about 3 minutes and ends with </w:t>
       </w:r>
       <w:r>
         <w:rPr>
@@ -1290,7 +1290,13 @@
               <w:pStyle w:val="TableText"/>
             </w:pPr>
             <w:r>
-              <w:t xml:space="preserve">The marketplace or plugin is not found</w:t>
+              <w:rPr>
+                <w:b/>
+              </w:rPr>
+              <w:t xml:space="preserve">Add marketplace</w:t>
+            </w:r>
+            <w:r>
+              <w:t xml:space="preserve"> is missing, or the marketplace is not found</w:t>
             </w:r>
           </w:p>
         </w:tc>
@@ -1303,7 +1309,16 @@
               <w:pStyle w:val="TableText"/>
             </w:pPr>
             <w:r>
-              <w:t xml:space="preserve">Check the install line was typed exactly. If it still fails, call the AIX-Lab support channel.</w:t>
+              <w:t xml:space="preserve">Update the Claude app. Check you typed </w:t>
+            </w:r>
+            <w:r>
+              <w:rPr>
+                <w:rStyle w:val="CodeChar"/>
+              </w:rPr>
+              <w:t xml:space="preserve">RPalis/AIXLab-Atlas</w:t>
+            </w:r>
+            <w:r>
+              <w:t xml:space="preserve"> exactly. Still failing: use fallback A5 in the Install guide, or call the AIX-Lab support channel.</w:t>
             </w:r>
           </w:p>
         </w:tc>
@@ -1343,7 +1358,7 @@
               <w:pStyle w:val="TableText"/>
             </w:pPr>
             <w:r>
-              <w:t xml:space="preserve">Type </w:t>
+              <w:t xml:space="preserve">Start a new session or type </w:t>
             </w:r>
             <w:r>
               <w:rPr>
@@ -1352,34 +1367,16 @@
               <w:t xml:space="preserve">/reload-plugins</w:t>
             </w:r>
             <w:r>
-              <w:t xml:space="preserve">. Then type </w:t>
-            </w:r>
-            <w:r>
-              <w:rPr>
-                <w:rStyle w:val="CodeChar"/>
-              </w:rPr>
-              <w:t xml:space="preserve">/plugin</w:t>
-            </w:r>
-            <w:r>
-              <w:t xml:space="preserve">, open </w:t>
+              <w:t xml:space="preserve">. Then open </w:t>
             </w:r>
             <w:r>
               <w:rPr>
                 <w:b/>
               </w:rPr>
-              <w:t xml:space="preserve">Installed</w:t>
-            </w:r>
-            <w:r>
-              <w:t xml:space="preserve">, and check </w:t>
-            </w:r>
-            <w:r>
-              <w:rPr>
-                <w:b/>
-              </w:rPr>
-              <w:t xml:space="preserve">aix-lab-atlas</w:t>
-            </w:r>
-            <w:r>
-              <w:t xml:space="preserve"> is enabled.</w:t>
+              <w:t xml:space="preserve">Customize &gt; Plugins</w:t>
+            </w:r>
+            <w:r>
+              <w:t xml:space="preserve"> and check AIX Lab-Atlas is on.</w:t>
             </w:r>
           </w:p>
         </w:tc>
@@ -1477,7 +1474,7 @@
         <w:color w:val="5A6B78"/>
         <w:sz w:val="16"/>
       </w:rPr>
-      <w:t>Using the AIX Lab-Atlas skills in Claude Code (v3)</w:t>
+      <w:t>Using the AIX Lab-Atlas skills in Claude Code (v4)</w:t>
     </w:r>
     <w:r>
       <w:rPr>
